--- a/ACI_TECHNOLOGY/migration_session_azuread_profwiz.docx
+++ b/ACI_TECHNOLOGY/migration_session_azuread_profwiz.docx
@@ -4,117 +4,1195 @@
   <w:body>
     <w:p>
       <w:pPr>
-        <w:rPr>
-          <w:color w:val="EE0000"/>
-        </w:rPr>
-      </w:pPr>
-      <w:r>
-        <w:rPr>
-          <w:color w:val="EE0000"/>
-        </w:rPr>
-        <w:t xml:space="preserve">Migration d’une session locale vers </w:t>
+        <w:spacing w:before="100" w:beforeAutospacing="1" w:after="100" w:afterAutospacing="1" w:line="240" w:lineRule="auto"/>
+        <w:outlineLvl w:val="0"/>
+        <w:rPr>
+          <w:rFonts w:eastAsia="Times New Roman" w:cs="Times New Roman"/>
+          <w:b/>
+          <w:bCs/>
+          <w:kern w:val="36"/>
+          <w:sz w:val="48"/>
+          <w:szCs w:val="48"/>
+          <w:lang w:eastAsia="fr-FR"/>
+          <w14:ligatures w14:val="none"/>
+        </w:rPr>
+      </w:pPr>
+      <w:r>
+        <w:rPr>
+          <w:rFonts w:eastAsia="Times New Roman" w:cs="Times New Roman"/>
+          <w:b/>
+          <w:bCs/>
+          <w:kern w:val="36"/>
+          <w:sz w:val="48"/>
+          <w:szCs w:val="48"/>
+          <w:lang w:eastAsia="fr-FR"/>
+          <w14:ligatures w14:val="none"/>
+        </w:rPr>
+        <w:t xml:space="preserve">Profil Local vers Azure AD avec </w:t>
       </w:r>
       <w:proofErr w:type="spellStart"/>
       <w:r>
         <w:rPr>
-          <w:color w:val="EE0000"/>
-        </w:rPr>
-        <w:t>AzureAD</w:t>
+          <w:rFonts w:eastAsia="Times New Roman" w:cs="Times New Roman"/>
+          <w:b/>
+          <w:bCs/>
+          <w:kern w:val="36"/>
+          <w:sz w:val="48"/>
+          <w:szCs w:val="48"/>
+          <w:lang w:eastAsia="fr-FR"/>
+          <w14:ligatures w14:val="none"/>
+        </w:rPr>
+        <w:t>ProfWiz</w:t>
       </w:r>
       <w:proofErr w:type="spellEnd"/>
-      <w:r>
-        <w:rPr>
-          <w:color w:val="EE0000"/>
-        </w:rPr>
-        <w:t xml:space="preserve"> avec le logiciel </w:t>
-      </w:r>
-      <w:proofErr w:type="spellStart"/>
-      <w:r>
-        <w:rPr>
-          <w:color w:val="EE0000"/>
-        </w:rPr>
-        <w:t>ProfWiz</w:t>
-      </w:r>
-      <w:proofErr w:type="spellEnd"/>
-      <w:r>
-        <w:rPr>
-          <w:color w:val="EE0000"/>
-        </w:rPr>
-        <w:t xml:space="preserve"> </w:t>
-      </w:r>
     </w:p>
     <w:p>
-      <w:proofErr w:type="spellStart"/>
-      <w:r>
-        <w:rPr>
+      <w:pPr>
+        <w:spacing w:before="100" w:beforeAutospacing="1" w:after="100" w:afterAutospacing="1" w:line="240" w:lineRule="auto"/>
+        <w:outlineLvl w:val="1"/>
+        <w:rPr>
+          <w:rFonts w:eastAsia="Times New Roman" w:cs="Times New Roman"/>
           <w:b/>
           <w:bCs/>
-        </w:rPr>
-        <w:t>ProfWiz</w:t>
-      </w:r>
-      <w:proofErr w:type="spellEnd"/>
-      <w:r>
-        <w:t xml:space="preserve"> est un outil puissant</w:t>
-      </w:r>
-      <w:r>
-        <w:t xml:space="preserve"> (Open-source)</w:t>
-      </w:r>
-      <w:r>
-        <w:t xml:space="preserve"> de migration de postes de travail. Il permet de transférer un profil utilisateur local vers un nouveau domaine (on-</w:t>
-      </w:r>
-      <w:proofErr w:type="spellStart"/>
-      <w:r>
-        <w:t>premise</w:t>
-      </w:r>
-      <w:proofErr w:type="spellEnd"/>
-      <w:r>
-        <w:t xml:space="preserve"> ou </w:t>
-      </w:r>
-      <w:r>
-        <w:rPr>
+          <w:kern w:val="0"/>
+          <w:sz w:val="36"/>
+          <w:szCs w:val="36"/>
+          <w:lang w:eastAsia="fr-FR"/>
+          <w14:ligatures w14:val="none"/>
+        </w:rPr>
+      </w:pPr>
+      <w:r>
+        <w:rPr>
+          <w:rFonts w:eastAsia="Times New Roman" w:cs="Times New Roman"/>
           <w:b/>
           <w:bCs/>
-        </w:rPr>
-        <w:t>Azure AD</w:t>
-      </w:r>
-      <w:r>
-        <w:t xml:space="preserve">) tout en conservant l'intégralité des données et des paramètres. Contrairement à une jonction Azure AD classique qui crée une session vierge, </w:t>
-      </w:r>
-      <w:proofErr w:type="spellStart"/>
-      <w:r>
-        <w:t>ProfWiz</w:t>
-      </w:r>
-      <w:proofErr w:type="spellEnd"/>
-      <w:r>
-        <w:t xml:space="preserve"> lie votre session existante au Cloud Microsoft, évitant ainsi la perte de l'environnement de travail habituel.</w:t>
-      </w:r>
-    </w:p>
-    <w:p/>
-    <w:p>
-      <w:r>
-        <w:t xml:space="preserve">Pour cela il faut installer </w:t>
-      </w:r>
-      <w:proofErr w:type="spellStart"/>
-      <w:r>
-        <w:t>ProfWiz</w:t>
-      </w:r>
-      <w:proofErr w:type="spellEnd"/>
-      <w:r>
-        <w:t xml:space="preserve"> sur le poste client : </w:t>
+          <w:kern w:val="0"/>
+          <w:sz w:val="36"/>
+          <w:szCs w:val="36"/>
+          <w:lang w:eastAsia="fr-FR"/>
+          <w14:ligatures w14:val="none"/>
+        </w:rPr>
+        <w:t>1. Présentation de l'outil</w:t>
       </w:r>
     </w:p>
     <w:p>
-      <w:hyperlink r:id="rId4" w:history="1">
+      <w:pPr>
+        <w:spacing w:before="100" w:beforeAutospacing="1" w:after="100" w:afterAutospacing="1" w:line="240" w:lineRule="auto"/>
+        <w:rPr>
+          <w:rFonts w:eastAsia="Times New Roman" w:cs="Times New Roman"/>
+          <w:kern w:val="0"/>
+          <w:lang w:eastAsia="fr-FR"/>
+          <w14:ligatures w14:val="none"/>
+        </w:rPr>
+      </w:pPr>
+      <w:proofErr w:type="spellStart"/>
+      <w:r>
+        <w:rPr>
+          <w:rFonts w:eastAsia="Times New Roman" w:cs="Times New Roman"/>
+          <w:b/>
+          <w:bCs/>
+          <w:kern w:val="0"/>
+          <w:lang w:eastAsia="fr-FR"/>
+          <w14:ligatures w14:val="none"/>
+        </w:rPr>
+        <w:t>ProfWiz</w:t>
+      </w:r>
+      <w:proofErr w:type="spellEnd"/>
+      <w:r>
+        <w:rPr>
+          <w:rFonts w:eastAsia="Times New Roman" w:cs="Times New Roman"/>
+          <w:kern w:val="0"/>
+          <w:lang w:eastAsia="fr-FR"/>
+          <w14:ligatures w14:val="none"/>
+        </w:rPr>
+        <w:t xml:space="preserve"> (User Profile </w:t>
+      </w:r>
+      <w:proofErr w:type="spellStart"/>
+      <w:r>
+        <w:rPr>
+          <w:rFonts w:eastAsia="Times New Roman" w:cs="Times New Roman"/>
+          <w:kern w:val="0"/>
+          <w:lang w:eastAsia="fr-FR"/>
+          <w14:ligatures w14:val="none"/>
+        </w:rPr>
+        <w:t>Wizard</w:t>
+      </w:r>
+      <w:proofErr w:type="spellEnd"/>
+      <w:r>
+        <w:rPr>
+          <w:rFonts w:eastAsia="Times New Roman" w:cs="Times New Roman"/>
+          <w:kern w:val="0"/>
+          <w:lang w:eastAsia="fr-FR"/>
+          <w14:ligatures w14:val="none"/>
+        </w:rPr>
+        <w:t xml:space="preserve">) est un outil puissant utilisé pour la migration de postes de travail. Contrairement à une jonction Azure AD standard qui crée un nouveau profil vide, </w:t>
+      </w:r>
+      <w:proofErr w:type="spellStart"/>
+      <w:r>
+        <w:rPr>
+          <w:rFonts w:eastAsia="Times New Roman" w:cs="Times New Roman"/>
+          <w:kern w:val="0"/>
+          <w:lang w:eastAsia="fr-FR"/>
+          <w14:ligatures w14:val="none"/>
+        </w:rPr>
+        <w:t>ProfWiz</w:t>
+      </w:r>
+      <w:proofErr w:type="spellEnd"/>
+      <w:r>
+        <w:rPr>
+          <w:rFonts w:eastAsia="Times New Roman" w:cs="Times New Roman"/>
+          <w:kern w:val="0"/>
+          <w:lang w:eastAsia="fr-FR"/>
+          <w14:ligatures w14:val="none"/>
+        </w:rPr>
+        <w:t xml:space="preserve"> </w:t>
+      </w:r>
+      <w:r>
+        <w:rPr>
+          <w:rFonts w:eastAsia="Times New Roman" w:cs="Times New Roman"/>
+          <w:b/>
+          <w:bCs/>
+          <w:kern w:val="0"/>
+          <w:lang w:eastAsia="fr-FR"/>
+          <w14:ligatures w14:val="none"/>
+        </w:rPr>
+        <w:t>lie votre session existante au Cloud Microsoft</w:t>
+      </w:r>
+      <w:r>
+        <w:rPr>
+          <w:rFonts w:eastAsia="Times New Roman" w:cs="Times New Roman"/>
+          <w:kern w:val="0"/>
+          <w:lang w:eastAsia="fr-FR"/>
+          <w14:ligatures w14:val="none"/>
+        </w:rPr>
+        <w:t>.</w:t>
+      </w:r>
+    </w:p>
+    <w:p>
+      <w:pPr>
+        <w:numPr>
+          <w:ilvl w:val="0"/>
+          <w:numId w:val="4"/>
+        </w:numPr>
+        <w:spacing w:before="100" w:beforeAutospacing="1" w:after="100" w:afterAutospacing="1" w:line="240" w:lineRule="auto"/>
+        <w:rPr>
+          <w:rFonts w:eastAsia="Times New Roman" w:cs="Times New Roman"/>
+          <w:kern w:val="0"/>
+          <w:lang w:eastAsia="fr-FR"/>
+          <w14:ligatures w14:val="none"/>
+        </w:rPr>
+      </w:pPr>
+      <w:r>
+        <w:rPr>
+          <w:rFonts w:eastAsia="Times New Roman" w:cs="Times New Roman"/>
+          <w:b/>
+          <w:bCs/>
+          <w:kern w:val="0"/>
+          <w:lang w:eastAsia="fr-FR"/>
+          <w14:ligatures w14:val="none"/>
+        </w:rPr>
+        <w:t>Conservation des données :</w:t>
+      </w:r>
+      <w:r>
+        <w:rPr>
+          <w:rFonts w:eastAsia="Times New Roman" w:cs="Times New Roman"/>
+          <w:kern w:val="0"/>
+          <w:lang w:eastAsia="fr-FR"/>
+          <w14:ligatures w14:val="none"/>
+        </w:rPr>
+        <w:t xml:space="preserve"> Maintient l'intégralité des fichiers, paramètres et l'environnement de travail habituel.</w:t>
+      </w:r>
+    </w:p>
+    <w:p>
+      <w:pPr>
+        <w:numPr>
+          <w:ilvl w:val="0"/>
+          <w:numId w:val="4"/>
+        </w:numPr>
+        <w:spacing w:before="100" w:beforeAutospacing="1" w:after="100" w:afterAutospacing="1" w:line="240" w:lineRule="auto"/>
+        <w:rPr>
+          <w:rFonts w:eastAsia="Times New Roman" w:cs="Times New Roman"/>
+          <w:kern w:val="0"/>
+          <w:lang w:eastAsia="fr-FR"/>
+          <w14:ligatures w14:val="none"/>
+        </w:rPr>
+      </w:pPr>
+      <w:r>
+        <w:rPr>
+          <w:rFonts w:eastAsia="Times New Roman" w:cs="Times New Roman"/>
+          <w:b/>
+          <w:bCs/>
+          <w:kern w:val="0"/>
+          <w:lang w:eastAsia="fr-FR"/>
+          <w14:ligatures w14:val="none"/>
+        </w:rPr>
+        <w:t>Compatibilité :</w:t>
+      </w:r>
+      <w:r>
+        <w:rPr>
+          <w:rFonts w:eastAsia="Times New Roman" w:cs="Times New Roman"/>
+          <w:kern w:val="0"/>
+          <w:lang w:eastAsia="fr-FR"/>
+          <w14:ligatures w14:val="none"/>
+        </w:rPr>
+        <w:t xml:space="preserve"> Permet le transfert vers un domaine on-</w:t>
+      </w:r>
+      <w:proofErr w:type="spellStart"/>
+      <w:r>
+        <w:rPr>
+          <w:rFonts w:eastAsia="Times New Roman" w:cs="Times New Roman"/>
+          <w:kern w:val="0"/>
+          <w:lang w:eastAsia="fr-FR"/>
+          <w14:ligatures w14:val="none"/>
+        </w:rPr>
+        <w:t>premise</w:t>
+      </w:r>
+      <w:proofErr w:type="spellEnd"/>
+      <w:r>
+        <w:rPr>
+          <w:rFonts w:eastAsia="Times New Roman" w:cs="Times New Roman"/>
+          <w:kern w:val="0"/>
+          <w:lang w:eastAsia="fr-FR"/>
+          <w14:ligatures w14:val="none"/>
+        </w:rPr>
+        <w:t xml:space="preserve"> ou Azure AD.</w:t>
+      </w:r>
+    </w:p>
+    <w:p>
+      <w:pPr>
+        <w:numPr>
+          <w:ilvl w:val="0"/>
+          <w:numId w:val="4"/>
+        </w:numPr>
+        <w:spacing w:before="100" w:beforeAutospacing="1" w:after="100" w:afterAutospacing="1" w:line="240" w:lineRule="auto"/>
+        <w:rPr>
+          <w:rFonts w:eastAsia="Times New Roman" w:cs="Times New Roman"/>
+          <w:kern w:val="0"/>
+          <w:lang w:eastAsia="fr-FR"/>
+          <w14:ligatures w14:val="none"/>
+        </w:rPr>
+      </w:pPr>
+      <w:r>
+        <w:rPr>
+          <w:rFonts w:eastAsia="Times New Roman" w:cs="Times New Roman"/>
+          <w:b/>
+          <w:bCs/>
+          <w:kern w:val="0"/>
+          <w:lang w:eastAsia="fr-FR"/>
+          <w14:ligatures w14:val="none"/>
+        </w:rPr>
+        <w:t>Licence :</w:t>
+      </w:r>
+      <w:r>
+        <w:rPr>
+          <w:rFonts w:eastAsia="Times New Roman" w:cs="Times New Roman"/>
+          <w:kern w:val="0"/>
+          <w:lang w:eastAsia="fr-FR"/>
+          <w14:ligatures w14:val="none"/>
+        </w:rPr>
+        <w:t xml:space="preserve"> Outil disponible en version gratuite (Freeware).</w:t>
+      </w:r>
+    </w:p>
+    <w:p>
+      <w:pPr>
+        <w:spacing w:after="0" w:line="240" w:lineRule="auto"/>
+        <w:rPr>
+          <w:rFonts w:eastAsia="Times New Roman" w:cs="Times New Roman"/>
+          <w:kern w:val="0"/>
+          <w:lang w:eastAsia="fr-FR"/>
+          <w14:ligatures w14:val="none"/>
+        </w:rPr>
+      </w:pPr>
+      <w:r>
+        <w:rPr>
+          <w:rFonts w:eastAsia="Times New Roman" w:cs="Times New Roman"/>
+          <w:kern w:val="0"/>
+          <w:lang w:eastAsia="fr-FR"/>
+          <w14:ligatures w14:val="none"/>
+        </w:rPr>
+        <w:pict w14:anchorId="58F0119B">
+          <v:rect id="_x0000_i1125" style="width:0;height:1.5pt" o:hralign="center" o:hrstd="t" o:hr="t" fillcolor="#a0a0a0" stroked="f"/>
+        </w:pict>
+      </w:r>
+    </w:p>
+    <w:p>
+      <w:pPr>
+        <w:spacing w:before="100" w:beforeAutospacing="1" w:after="100" w:afterAutospacing="1" w:line="240" w:lineRule="auto"/>
+        <w:outlineLvl w:val="1"/>
+        <w:rPr>
+          <w:rFonts w:eastAsia="Times New Roman" w:cs="Times New Roman"/>
+          <w:b/>
+          <w:bCs/>
+          <w:kern w:val="0"/>
+          <w:sz w:val="36"/>
+          <w:szCs w:val="36"/>
+          <w:lang w:eastAsia="fr-FR"/>
+          <w14:ligatures w14:val="none"/>
+        </w:rPr>
+      </w:pPr>
+      <w:r>
+        <w:rPr>
+          <w:rFonts w:eastAsia="Times New Roman" w:cs="Times New Roman"/>
+          <w:b/>
+          <w:bCs/>
+          <w:kern w:val="0"/>
+          <w:sz w:val="36"/>
+          <w:szCs w:val="36"/>
+          <w:lang w:eastAsia="fr-FR"/>
+          <w14:ligatures w14:val="none"/>
+        </w:rPr>
+        <w:t>2. Prérequis avant migration</w:t>
+      </w:r>
+    </w:p>
+    <w:p>
+      <w:pPr>
+        <w:spacing w:before="100" w:beforeAutospacing="1" w:after="100" w:afterAutospacing="1" w:line="240" w:lineRule="auto"/>
+        <w:rPr>
+          <w:rFonts w:eastAsia="Times New Roman" w:cs="Times New Roman"/>
+          <w:kern w:val="0"/>
+          <w:lang w:eastAsia="fr-FR"/>
+          <w14:ligatures w14:val="none"/>
+        </w:rPr>
+      </w:pPr>
+      <w:r>
+        <w:rPr>
+          <w:rFonts w:eastAsia="Times New Roman" w:cs="Times New Roman"/>
+          <w:kern w:val="0"/>
+          <w:lang w:eastAsia="fr-FR"/>
+          <w14:ligatures w14:val="none"/>
+        </w:rPr>
+        <w:t>Avant de lancer l'utilitaire, assurez-vous de respecter les points suivants :</w:t>
+      </w:r>
+    </w:p>
+    <w:p>
+      <w:pPr>
+        <w:numPr>
+          <w:ilvl w:val="0"/>
+          <w:numId w:val="5"/>
+        </w:numPr>
+        <w:spacing w:before="100" w:beforeAutospacing="1" w:after="100" w:afterAutospacing="1" w:line="240" w:lineRule="auto"/>
+        <w:rPr>
+          <w:rFonts w:eastAsia="Times New Roman" w:cs="Times New Roman"/>
+          <w:kern w:val="0"/>
+          <w:lang w:eastAsia="fr-FR"/>
+          <w14:ligatures w14:val="none"/>
+        </w:rPr>
+      </w:pPr>
+      <w:r>
+        <w:rPr>
+          <w:rFonts w:eastAsia="Times New Roman" w:cs="Times New Roman"/>
+          <w:kern w:val="0"/>
+          <w:lang w:eastAsia="fr-FR"/>
+          <w14:ligatures w14:val="none"/>
+        </w:rPr>
+        <w:t>Le poste doit disposer d'une connexion Internet stable.</w:t>
+      </w:r>
+    </w:p>
+    <w:p>
+      <w:pPr>
+        <w:numPr>
+          <w:ilvl w:val="0"/>
+          <w:numId w:val="5"/>
+        </w:numPr>
+        <w:spacing w:before="100" w:beforeAutospacing="1" w:after="100" w:afterAutospacing="1" w:line="240" w:lineRule="auto"/>
+        <w:rPr>
+          <w:rFonts w:eastAsia="Times New Roman" w:cs="Times New Roman"/>
+          <w:kern w:val="0"/>
+          <w:lang w:eastAsia="fr-FR"/>
+          <w14:ligatures w14:val="none"/>
+        </w:rPr>
+      </w:pPr>
+      <w:r>
+        <w:rPr>
+          <w:rFonts w:eastAsia="Times New Roman" w:cs="Times New Roman"/>
+          <w:kern w:val="0"/>
+          <w:lang w:eastAsia="fr-FR"/>
+          <w14:ligatures w14:val="none"/>
+        </w:rPr>
+        <w:t>L'utilisateur doit posséder ses identifiants Azure AD (Microsoft 365) valides.</w:t>
+      </w:r>
+    </w:p>
+    <w:p>
+      <w:pPr>
+        <w:numPr>
+          <w:ilvl w:val="0"/>
+          <w:numId w:val="5"/>
+        </w:numPr>
+        <w:spacing w:before="100" w:beforeAutospacing="1" w:after="100" w:afterAutospacing="1" w:line="240" w:lineRule="auto"/>
+        <w:rPr>
+          <w:rFonts w:eastAsia="Times New Roman" w:cs="Times New Roman"/>
+          <w:kern w:val="0"/>
+          <w:lang w:eastAsia="fr-FR"/>
+          <w14:ligatures w14:val="none"/>
+        </w:rPr>
+      </w:pPr>
+      <w:r>
+        <w:rPr>
+          <w:rFonts w:eastAsia="Times New Roman" w:cs="Times New Roman"/>
+          <w:b/>
+          <w:bCs/>
+          <w:kern w:val="0"/>
+          <w:lang w:eastAsia="fr-FR"/>
+          <w14:ligatures w14:val="none"/>
+        </w:rPr>
+        <w:t>Installation :</w:t>
+      </w:r>
+      <w:r>
+        <w:rPr>
+          <w:rFonts w:eastAsia="Times New Roman" w:cs="Times New Roman"/>
+          <w:kern w:val="0"/>
+          <w:lang w:eastAsia="fr-FR"/>
+          <w14:ligatures w14:val="none"/>
+        </w:rPr>
+        <w:t xml:space="preserve"> Téléchargez l'installeur sur le site officiel de </w:t>
+      </w:r>
+      <w:proofErr w:type="spellStart"/>
+      <w:r>
+        <w:rPr>
+          <w:rFonts w:eastAsia="Times New Roman" w:cs="Times New Roman"/>
+          <w:kern w:val="0"/>
+          <w:lang w:eastAsia="fr-FR"/>
+          <w14:ligatures w14:val="none"/>
+        </w:rPr>
+        <w:t>ForensiT</w:t>
+      </w:r>
+      <w:proofErr w:type="spellEnd"/>
+      <w:r>
+        <w:rPr>
+          <w:rFonts w:eastAsia="Times New Roman" w:cs="Times New Roman"/>
+          <w:kern w:val="0"/>
+          <w:lang w:eastAsia="fr-FR"/>
+          <w14:ligatures w14:val="none"/>
+        </w:rPr>
+        <w:t xml:space="preserve"> : </w:t>
+      </w:r>
+      <w:hyperlink r:id="rId5" w:tgtFrame="_blank" w:history="1">
         <w:r>
           <w:rPr>
-            <w:rStyle w:val="Hyperlink"/>
+            <w:rFonts w:eastAsia="Times New Roman" w:cs="Times New Roman"/>
+            <w:color w:val="0000FF"/>
+            <w:kern w:val="0"/>
+            <w:u w:val="single"/>
+            <w:lang w:eastAsia="fr-FR"/>
+            <w14:ligatures w14:val="none"/>
           </w:rPr>
           <w:t>https://www.forensit.com/downloads.html</w:t>
         </w:r>
       </w:hyperlink>
+      <w:r>
+        <w:rPr>
+          <w:rFonts w:eastAsia="Times New Roman" w:cs="Times New Roman"/>
+          <w:kern w:val="0"/>
+          <w:lang w:eastAsia="fr-FR"/>
+          <w14:ligatures w14:val="none"/>
+        </w:rPr>
+        <w:t>.</w:t>
+      </w:r>
     </w:p>
     <w:p>
-      <w:r>
+      <w:pPr>
+        <w:spacing w:after="0" w:line="240" w:lineRule="auto"/>
+        <w:rPr>
+          <w:rFonts w:eastAsia="Times New Roman" w:cs="Times New Roman"/>
+          <w:kern w:val="0"/>
+          <w:lang w:eastAsia="fr-FR"/>
+          <w14:ligatures w14:val="none"/>
+        </w:rPr>
+      </w:pPr>
+      <w:r>
+        <w:rPr>
+          <w:rFonts w:eastAsia="Times New Roman" w:cs="Times New Roman"/>
+          <w:kern w:val="0"/>
+          <w:lang w:eastAsia="fr-FR"/>
+          <w14:ligatures w14:val="none"/>
+        </w:rPr>
+        <w:pict w14:anchorId="0CE04ECA">
+          <v:rect id="_x0000_i1126" style="width:0;height:1.5pt" o:hralign="center" o:hrstd="t" o:hr="t" fillcolor="#a0a0a0" stroked="f"/>
+        </w:pict>
+      </w:r>
+    </w:p>
+    <w:p>
+      <w:pPr>
+        <w:spacing w:before="100" w:beforeAutospacing="1" w:after="100" w:afterAutospacing="1" w:line="240" w:lineRule="auto"/>
+        <w:outlineLvl w:val="1"/>
+        <w:rPr>
+          <w:rFonts w:eastAsia="Times New Roman" w:cs="Times New Roman"/>
+          <w:b/>
+          <w:bCs/>
+          <w:kern w:val="0"/>
+          <w:sz w:val="36"/>
+          <w:szCs w:val="36"/>
+          <w:lang w:eastAsia="fr-FR"/>
+          <w14:ligatures w14:val="none"/>
+        </w:rPr>
+      </w:pPr>
+      <w:r>
+        <w:rPr>
+          <w:rFonts w:eastAsia="Times New Roman" w:cs="Times New Roman"/>
+          <w:b/>
+          <w:bCs/>
+          <w:kern w:val="0"/>
+          <w:sz w:val="36"/>
+          <w:szCs w:val="36"/>
+          <w:lang w:eastAsia="fr-FR"/>
+          <w14:ligatures w14:val="none"/>
+        </w:rPr>
+        <w:t>3. Procédure de migration (Pas à pas)</w:t>
+      </w:r>
+    </w:p>
+    <w:p>
+      <w:pPr>
+        <w:spacing w:before="100" w:beforeAutospacing="1" w:after="100" w:afterAutospacing="1" w:line="240" w:lineRule="auto"/>
+        <w:outlineLvl w:val="2"/>
+        <w:rPr>
+          <w:rFonts w:eastAsia="Times New Roman" w:cs="Times New Roman"/>
+          <w:b/>
+          <w:bCs/>
+          <w:kern w:val="0"/>
+          <w:sz w:val="27"/>
+          <w:szCs w:val="27"/>
+          <w:lang w:eastAsia="fr-FR"/>
+          <w14:ligatures w14:val="none"/>
+        </w:rPr>
+      </w:pPr>
+      <w:r>
+        <w:rPr>
+          <w:rFonts w:eastAsia="Times New Roman" w:cs="Times New Roman"/>
+          <w:b/>
+          <w:bCs/>
+          <w:kern w:val="0"/>
+          <w:sz w:val="27"/>
+          <w:szCs w:val="27"/>
+          <w:lang w:eastAsia="fr-FR"/>
+          <w14:ligatures w14:val="none"/>
+        </w:rPr>
+        <w:t>Étape 1 : Sélection du profil source</w:t>
+      </w:r>
+    </w:p>
+    <w:p>
+      <w:pPr>
+        <w:spacing w:before="100" w:beforeAutospacing="1" w:after="100" w:afterAutospacing="1" w:line="240" w:lineRule="auto"/>
+        <w:rPr>
+          <w:rFonts w:eastAsia="Times New Roman" w:cs="Times New Roman"/>
+          <w:kern w:val="0"/>
+          <w:lang w:eastAsia="fr-FR"/>
+          <w14:ligatures w14:val="none"/>
+        </w:rPr>
+      </w:pPr>
+      <w:r>
+        <w:rPr>
+          <w:rFonts w:eastAsia="Times New Roman" w:cs="Times New Roman"/>
+          <w:kern w:val="0"/>
+          <w:lang w:eastAsia="fr-FR"/>
+          <w14:ligatures w14:val="none"/>
+        </w:rPr>
+        <w:t xml:space="preserve">Lancez l'application et acceptez le contrat de licence. Dans la fenêtre </w:t>
+      </w:r>
+      <w:r>
+        <w:rPr>
+          <w:rFonts w:eastAsia="Times New Roman" w:cs="Times New Roman"/>
+          <w:b/>
+          <w:bCs/>
+          <w:kern w:val="0"/>
+          <w:lang w:eastAsia="fr-FR"/>
+          <w14:ligatures w14:val="none"/>
+        </w:rPr>
+        <w:t xml:space="preserve">Select </w:t>
+      </w:r>
+      <w:proofErr w:type="spellStart"/>
+      <w:r>
+        <w:rPr>
+          <w:rFonts w:eastAsia="Times New Roman" w:cs="Times New Roman"/>
+          <w:b/>
+          <w:bCs/>
+          <w:kern w:val="0"/>
+          <w:lang w:eastAsia="fr-FR"/>
+          <w14:ligatures w14:val="none"/>
+        </w:rPr>
+        <w:t>a</w:t>
+      </w:r>
+      <w:proofErr w:type="spellEnd"/>
+      <w:r>
+        <w:rPr>
+          <w:rFonts w:eastAsia="Times New Roman" w:cs="Times New Roman"/>
+          <w:b/>
+          <w:bCs/>
+          <w:kern w:val="0"/>
+          <w:lang w:eastAsia="fr-FR"/>
+          <w14:ligatures w14:val="none"/>
+        </w:rPr>
+        <w:t xml:space="preserve"> </w:t>
+      </w:r>
+      <w:proofErr w:type="gramStart"/>
+      <w:r>
+        <w:rPr>
+          <w:rFonts w:eastAsia="Times New Roman" w:cs="Times New Roman"/>
+          <w:b/>
+          <w:bCs/>
+          <w:kern w:val="0"/>
+          <w:lang w:eastAsia="fr-FR"/>
+          <w14:ligatures w14:val="none"/>
+        </w:rPr>
+        <w:t>User</w:t>
+      </w:r>
+      <w:proofErr w:type="gramEnd"/>
+      <w:r>
+        <w:rPr>
+          <w:rFonts w:eastAsia="Times New Roman" w:cs="Times New Roman"/>
+          <w:b/>
+          <w:bCs/>
+          <w:kern w:val="0"/>
+          <w:lang w:eastAsia="fr-FR"/>
+          <w14:ligatures w14:val="none"/>
+        </w:rPr>
+        <w:t xml:space="preserve"> Profile</w:t>
+      </w:r>
+      <w:r>
+        <w:rPr>
+          <w:rFonts w:eastAsia="Times New Roman" w:cs="Times New Roman"/>
+          <w:kern w:val="0"/>
+          <w:lang w:eastAsia="fr-FR"/>
+          <w14:ligatures w14:val="none"/>
+        </w:rPr>
+        <w:t>, choisissez le compte local que vous souhaitez migrer vers le Cloud.</w:t>
+      </w:r>
+    </w:p>
+    <w:p>
+      <w:pPr>
+        <w:numPr>
+          <w:ilvl w:val="0"/>
+          <w:numId w:val="6"/>
+        </w:numPr>
+        <w:spacing w:before="100" w:beforeAutospacing="1" w:after="100" w:afterAutospacing="1" w:line="240" w:lineRule="auto"/>
+        <w:rPr>
+          <w:rFonts w:eastAsia="Times New Roman" w:cs="Times New Roman"/>
+          <w:kern w:val="0"/>
+          <w:lang w:eastAsia="fr-FR"/>
+          <w14:ligatures w14:val="none"/>
+        </w:rPr>
+      </w:pPr>
+      <w:r>
+        <w:rPr>
+          <w:rFonts w:eastAsia="Times New Roman" w:cs="Times New Roman"/>
+          <w:i/>
+          <w:iCs/>
+          <w:kern w:val="0"/>
+          <w:lang w:eastAsia="fr-FR"/>
+          <w14:ligatures w14:val="none"/>
+        </w:rPr>
+        <w:t>Note :</w:t>
+      </w:r>
+      <w:r>
+        <w:rPr>
+          <w:rFonts w:eastAsia="Times New Roman" w:cs="Times New Roman"/>
+          <w:kern w:val="0"/>
+          <w:lang w:eastAsia="fr-FR"/>
+          <w14:ligatures w14:val="none"/>
+        </w:rPr>
+        <w:t xml:space="preserve"> Vous pouvez cocher "</w:t>
+      </w:r>
+      <w:proofErr w:type="spellStart"/>
+      <w:r>
+        <w:rPr>
+          <w:rFonts w:eastAsia="Times New Roman" w:cs="Times New Roman"/>
+          <w:kern w:val="0"/>
+          <w:lang w:eastAsia="fr-FR"/>
+          <w14:ligatures w14:val="none"/>
+        </w:rPr>
+        <w:t>Disable</w:t>
+      </w:r>
+      <w:proofErr w:type="spellEnd"/>
+      <w:r>
+        <w:rPr>
+          <w:rFonts w:eastAsia="Times New Roman" w:cs="Times New Roman"/>
+          <w:kern w:val="0"/>
+          <w:lang w:eastAsia="fr-FR"/>
+          <w14:ligatures w14:val="none"/>
+        </w:rPr>
+        <w:t xml:space="preserve"> </w:t>
+      </w:r>
+      <w:proofErr w:type="spellStart"/>
+      <w:r>
+        <w:rPr>
+          <w:rFonts w:eastAsia="Times New Roman" w:cs="Times New Roman"/>
+          <w:kern w:val="0"/>
+          <w:lang w:eastAsia="fr-FR"/>
+          <w14:ligatures w14:val="none"/>
+        </w:rPr>
+        <w:t>Account</w:t>
+      </w:r>
+      <w:proofErr w:type="spellEnd"/>
+      <w:r>
+        <w:rPr>
+          <w:rFonts w:eastAsia="Times New Roman" w:cs="Times New Roman"/>
+          <w:kern w:val="0"/>
+          <w:lang w:eastAsia="fr-FR"/>
+          <w14:ligatures w14:val="none"/>
+        </w:rPr>
+        <w:t>" si vous souhaitez désactiver l'ancien compte local après l'opération.</w:t>
+      </w:r>
+    </w:p>
+    <w:p>
+      <w:pPr>
+        <w:spacing w:before="100" w:beforeAutospacing="1" w:after="100" w:afterAutospacing="1" w:line="240" w:lineRule="auto"/>
+        <w:outlineLvl w:val="2"/>
+        <w:rPr>
+          <w:rFonts w:eastAsia="Times New Roman" w:cs="Times New Roman"/>
+          <w:b/>
+          <w:bCs/>
+          <w:kern w:val="0"/>
+          <w:sz w:val="27"/>
+          <w:szCs w:val="27"/>
+          <w:lang w:eastAsia="fr-FR"/>
+          <w14:ligatures w14:val="none"/>
+        </w:rPr>
+      </w:pPr>
+      <w:r>
+        <w:rPr>
+          <w:rFonts w:eastAsia="Times New Roman" w:cs="Times New Roman"/>
+          <w:b/>
+          <w:bCs/>
+          <w:kern w:val="0"/>
+          <w:sz w:val="27"/>
+          <w:szCs w:val="27"/>
+          <w:lang w:eastAsia="fr-FR"/>
+          <w14:ligatures w14:val="none"/>
+        </w:rPr>
+        <w:t>Étape 2 : Configuration de la destination (Azure AD)</w:t>
+      </w:r>
+    </w:p>
+    <w:p>
+      <w:pPr>
+        <w:spacing w:before="100" w:beforeAutospacing="1" w:after="100" w:afterAutospacing="1" w:line="240" w:lineRule="auto"/>
+        <w:rPr>
+          <w:rFonts w:eastAsia="Times New Roman" w:cs="Times New Roman"/>
+          <w:kern w:val="0"/>
+          <w:lang w:eastAsia="fr-FR"/>
+          <w14:ligatures w14:val="none"/>
+        </w:rPr>
+      </w:pPr>
+      <w:r>
+        <w:rPr>
+          <w:rFonts w:eastAsia="Times New Roman" w:cs="Times New Roman"/>
+          <w:kern w:val="0"/>
+          <w:lang w:eastAsia="fr-FR"/>
+          <w14:ligatures w14:val="none"/>
+        </w:rPr>
+        <w:t xml:space="preserve">Dans la fenêtre </w:t>
+      </w:r>
+      <w:r>
+        <w:rPr>
+          <w:rFonts w:eastAsia="Times New Roman" w:cs="Times New Roman"/>
+          <w:b/>
+          <w:bCs/>
+          <w:kern w:val="0"/>
+          <w:lang w:eastAsia="fr-FR"/>
+          <w14:ligatures w14:val="none"/>
+        </w:rPr>
+        <w:t xml:space="preserve">User </w:t>
+      </w:r>
+      <w:proofErr w:type="spellStart"/>
+      <w:r>
+        <w:rPr>
+          <w:rFonts w:eastAsia="Times New Roman" w:cs="Times New Roman"/>
+          <w:b/>
+          <w:bCs/>
+          <w:kern w:val="0"/>
+          <w:lang w:eastAsia="fr-FR"/>
+          <w14:ligatures w14:val="none"/>
+        </w:rPr>
+        <w:t>Account</w:t>
+      </w:r>
+      <w:proofErr w:type="spellEnd"/>
+      <w:r>
+        <w:rPr>
+          <w:rFonts w:eastAsia="Times New Roman" w:cs="Times New Roman"/>
+          <w:b/>
+          <w:bCs/>
+          <w:kern w:val="0"/>
+          <w:lang w:eastAsia="fr-FR"/>
+          <w14:ligatures w14:val="none"/>
+        </w:rPr>
+        <w:t xml:space="preserve"> </w:t>
+      </w:r>
+      <w:proofErr w:type="gramStart"/>
+      <w:r>
+        <w:rPr>
+          <w:rFonts w:eastAsia="Times New Roman" w:cs="Times New Roman"/>
+          <w:b/>
+          <w:bCs/>
+          <w:kern w:val="0"/>
+          <w:lang w:eastAsia="fr-FR"/>
+          <w14:ligatures w14:val="none"/>
+        </w:rPr>
+        <w:t>Information</w:t>
+      </w:r>
+      <w:r>
+        <w:rPr>
+          <w:rFonts w:eastAsia="Times New Roman" w:cs="Times New Roman"/>
+          <w:kern w:val="0"/>
+          <w:lang w:eastAsia="fr-FR"/>
+          <w14:ligatures w14:val="none"/>
+        </w:rPr>
+        <w:t>:</w:t>
+      </w:r>
+      <w:proofErr w:type="gramEnd"/>
+    </w:p>
+    <w:p>
+      <w:pPr>
+        <w:numPr>
+          <w:ilvl w:val="0"/>
+          <w:numId w:val="7"/>
+        </w:numPr>
+        <w:spacing w:before="100" w:beforeAutospacing="1" w:after="100" w:afterAutospacing="1" w:line="240" w:lineRule="auto"/>
+        <w:rPr>
+          <w:rFonts w:eastAsia="Times New Roman" w:cs="Times New Roman"/>
+          <w:kern w:val="0"/>
+          <w:lang w:eastAsia="fr-FR"/>
+          <w14:ligatures w14:val="none"/>
+        </w:rPr>
+      </w:pPr>
+      <w:r>
+        <w:rPr>
+          <w:rFonts w:eastAsia="Times New Roman" w:cs="Times New Roman"/>
+          <w:kern w:val="0"/>
+          <w:lang w:eastAsia="fr-FR"/>
+          <w14:ligatures w14:val="none"/>
+        </w:rPr>
+        <w:t xml:space="preserve">Cochez la case </w:t>
+      </w:r>
+      <w:r>
+        <w:rPr>
+          <w:rFonts w:eastAsia="Times New Roman" w:cs="Times New Roman"/>
+          <w:b/>
+          <w:bCs/>
+          <w:kern w:val="0"/>
+          <w:lang w:eastAsia="fr-FR"/>
+          <w14:ligatures w14:val="none"/>
+        </w:rPr>
+        <w:t>Azure AD</w:t>
+      </w:r>
+      <w:r>
+        <w:rPr>
+          <w:rFonts w:eastAsia="Times New Roman" w:cs="Times New Roman"/>
+          <w:kern w:val="0"/>
+          <w:lang w:eastAsia="fr-FR"/>
+          <w14:ligatures w14:val="none"/>
+        </w:rPr>
+        <w:t xml:space="preserve"> à droite du champ de domaine.</w:t>
+      </w:r>
+    </w:p>
+    <w:p>
+      <w:pPr>
+        <w:numPr>
+          <w:ilvl w:val="0"/>
+          <w:numId w:val="7"/>
+        </w:numPr>
+        <w:spacing w:before="100" w:beforeAutospacing="1" w:after="100" w:afterAutospacing="1" w:line="240" w:lineRule="auto"/>
+        <w:rPr>
+          <w:rFonts w:eastAsia="Times New Roman" w:cs="Times New Roman"/>
+          <w:kern w:val="0"/>
+          <w:lang w:eastAsia="fr-FR"/>
+          <w14:ligatures w14:val="none"/>
+        </w:rPr>
+      </w:pPr>
+      <w:r>
+        <w:rPr>
+          <w:rFonts w:eastAsia="Times New Roman" w:cs="Times New Roman"/>
+          <w:kern w:val="0"/>
+          <w:lang w:eastAsia="fr-FR"/>
+          <w14:ligatures w14:val="none"/>
+        </w:rPr>
+        <w:t>Saisissez l'</w:t>
+      </w:r>
+      <w:r>
+        <w:rPr>
+          <w:rFonts w:eastAsia="Times New Roman" w:cs="Times New Roman"/>
+          <w:b/>
+          <w:bCs/>
+          <w:kern w:val="0"/>
+          <w:lang w:eastAsia="fr-FR"/>
+          <w14:ligatures w14:val="none"/>
+        </w:rPr>
+        <w:t xml:space="preserve">adresse </w:t>
+      </w:r>
+      <w:proofErr w:type="gramStart"/>
+      <w:r>
+        <w:rPr>
+          <w:rFonts w:eastAsia="Times New Roman" w:cs="Times New Roman"/>
+          <w:b/>
+          <w:bCs/>
+          <w:kern w:val="0"/>
+          <w:lang w:eastAsia="fr-FR"/>
+          <w14:ligatures w14:val="none"/>
+        </w:rPr>
+        <w:t>email</w:t>
+      </w:r>
+      <w:proofErr w:type="gramEnd"/>
+      <w:r>
+        <w:rPr>
+          <w:rFonts w:eastAsia="Times New Roman" w:cs="Times New Roman"/>
+          <w:b/>
+          <w:bCs/>
+          <w:kern w:val="0"/>
+          <w:lang w:eastAsia="fr-FR"/>
+          <w14:ligatures w14:val="none"/>
+        </w:rPr>
+        <w:t xml:space="preserve"> complète</w:t>
+      </w:r>
+      <w:r>
+        <w:rPr>
+          <w:rFonts w:eastAsia="Times New Roman" w:cs="Times New Roman"/>
+          <w:kern w:val="0"/>
+          <w:lang w:eastAsia="fr-FR"/>
+          <w14:ligatures w14:val="none"/>
+        </w:rPr>
+        <w:t xml:space="preserve"> de l'utilisateur dans le champ "Enter the </w:t>
+      </w:r>
+      <w:proofErr w:type="spellStart"/>
+      <w:r>
+        <w:rPr>
+          <w:rFonts w:eastAsia="Times New Roman" w:cs="Times New Roman"/>
+          <w:kern w:val="0"/>
+          <w:lang w:eastAsia="fr-FR"/>
+          <w14:ligatures w14:val="none"/>
+        </w:rPr>
+        <w:t>account</w:t>
+      </w:r>
+      <w:proofErr w:type="spellEnd"/>
+      <w:r>
+        <w:rPr>
+          <w:rFonts w:eastAsia="Times New Roman" w:cs="Times New Roman"/>
+          <w:kern w:val="0"/>
+          <w:lang w:eastAsia="fr-FR"/>
+          <w14:ligatures w14:val="none"/>
+        </w:rPr>
+        <w:t xml:space="preserve"> </w:t>
+      </w:r>
+      <w:proofErr w:type="spellStart"/>
+      <w:r>
+        <w:rPr>
+          <w:rFonts w:eastAsia="Times New Roman" w:cs="Times New Roman"/>
+          <w:kern w:val="0"/>
+          <w:lang w:eastAsia="fr-FR"/>
+          <w14:ligatures w14:val="none"/>
+        </w:rPr>
+        <w:t>name</w:t>
+      </w:r>
+      <w:proofErr w:type="spellEnd"/>
+      <w:r>
+        <w:rPr>
+          <w:rFonts w:eastAsia="Times New Roman" w:cs="Times New Roman"/>
+          <w:kern w:val="0"/>
+          <w:lang w:eastAsia="fr-FR"/>
+          <w14:ligatures w14:val="none"/>
+        </w:rPr>
+        <w:t>".</w:t>
+      </w:r>
+    </w:p>
+    <w:p>
+      <w:pPr>
+        <w:numPr>
+          <w:ilvl w:val="0"/>
+          <w:numId w:val="7"/>
+        </w:numPr>
+        <w:spacing w:before="100" w:beforeAutospacing="1" w:after="100" w:afterAutospacing="1" w:line="240" w:lineRule="auto"/>
+        <w:rPr>
+          <w:rFonts w:eastAsia="Times New Roman" w:cs="Times New Roman"/>
+          <w:kern w:val="0"/>
+          <w:lang w:eastAsia="fr-FR"/>
+          <w14:ligatures w14:val="none"/>
+        </w:rPr>
+      </w:pPr>
+      <w:r>
+        <w:rPr>
+          <w:rFonts w:eastAsia="Times New Roman" w:cs="Times New Roman"/>
+          <w:kern w:val="0"/>
+          <w:lang w:eastAsia="fr-FR"/>
+          <w14:ligatures w14:val="none"/>
+        </w:rPr>
+        <w:t>Laissez "Set as default logon" coché pour faciliter la première connexion.</w:t>
+      </w:r>
+    </w:p>
+    <w:p>
+      <w:pPr>
+        <w:spacing w:before="100" w:beforeAutospacing="1" w:after="100" w:afterAutospacing="1" w:line="240" w:lineRule="auto"/>
+        <w:outlineLvl w:val="2"/>
+        <w:rPr>
+          <w:rFonts w:eastAsia="Times New Roman" w:cs="Times New Roman"/>
+          <w:b/>
+          <w:bCs/>
+          <w:kern w:val="0"/>
+          <w:sz w:val="27"/>
+          <w:szCs w:val="27"/>
+          <w:lang w:eastAsia="fr-FR"/>
+          <w14:ligatures w14:val="none"/>
+        </w:rPr>
+      </w:pPr>
+      <w:r>
+        <w:rPr>
+          <w:rFonts w:eastAsia="Times New Roman" w:cs="Times New Roman"/>
+          <w:b/>
+          <w:bCs/>
+          <w:kern w:val="0"/>
+          <w:sz w:val="27"/>
+          <w:szCs w:val="27"/>
+          <w:lang w:eastAsia="fr-FR"/>
+          <w14:ligatures w14:val="none"/>
+        </w:rPr>
+        <w:lastRenderedPageBreak/>
+        <w:t>Étape 3 : Exécution et Finalisation</w:t>
+      </w:r>
+    </w:p>
+    <w:p>
+      <w:pPr>
+        <w:spacing w:before="100" w:beforeAutospacing="1" w:after="100" w:afterAutospacing="1" w:line="240" w:lineRule="auto"/>
+        <w:rPr>
+          <w:rFonts w:eastAsia="Times New Roman" w:cs="Times New Roman"/>
+          <w:kern w:val="0"/>
+          <w:lang w:eastAsia="fr-FR"/>
+          <w14:ligatures w14:val="none"/>
+        </w:rPr>
+      </w:pPr>
+      <w:r>
+        <w:rPr>
+          <w:rFonts w:eastAsia="Times New Roman" w:cs="Times New Roman"/>
+          <w:kern w:val="0"/>
+          <w:lang w:eastAsia="fr-FR"/>
+          <w14:ligatures w14:val="none"/>
+        </w:rPr>
+        <w:t>Une fois que vous cliquez sur "Suivant", le processus de configuration commence.</w:t>
+      </w:r>
+    </w:p>
+    <w:p>
+      <w:pPr>
+        <w:numPr>
+          <w:ilvl w:val="0"/>
+          <w:numId w:val="8"/>
+        </w:numPr>
+        <w:spacing w:before="100" w:beforeAutospacing="1" w:after="100" w:afterAutospacing="1" w:line="240" w:lineRule="auto"/>
+        <w:rPr>
+          <w:rFonts w:eastAsia="Times New Roman" w:cs="Times New Roman"/>
+          <w:kern w:val="0"/>
+          <w:lang w:eastAsia="fr-FR"/>
+          <w14:ligatures w14:val="none"/>
+        </w:rPr>
+      </w:pPr>
+      <w:r>
+        <w:rPr>
+          <w:rFonts w:eastAsia="Times New Roman" w:cs="Times New Roman"/>
+          <w:kern w:val="0"/>
+          <w:lang w:eastAsia="fr-FR"/>
+          <w14:ligatures w14:val="none"/>
+        </w:rPr>
+        <w:t>Le logiciel va renommer les dossiers de profil, ajouter le compte aux groupes locaux et lier la machine à Azure AD.</w:t>
+      </w:r>
+    </w:p>
+    <w:p>
+      <w:pPr>
+        <w:numPr>
+          <w:ilvl w:val="0"/>
+          <w:numId w:val="8"/>
+        </w:numPr>
+        <w:spacing w:before="100" w:beforeAutospacing="1" w:after="100" w:afterAutospacing="1" w:line="240" w:lineRule="auto"/>
+        <w:rPr>
+          <w:rFonts w:eastAsia="Times New Roman" w:cs="Times New Roman"/>
+          <w:kern w:val="0"/>
+          <w:lang w:eastAsia="fr-FR"/>
+          <w14:ligatures w14:val="none"/>
+        </w:rPr>
+      </w:pPr>
+      <w:r>
+        <w:rPr>
+          <w:rFonts w:eastAsia="Times New Roman" w:cs="Times New Roman"/>
+          <w:kern w:val="0"/>
+          <w:lang w:eastAsia="fr-FR"/>
+          <w14:ligatures w14:val="none"/>
+        </w:rPr>
+        <w:t xml:space="preserve">Une fois que le message </w:t>
+      </w:r>
+      <w:r>
+        <w:rPr>
+          <w:rFonts w:eastAsia="Times New Roman" w:cs="Times New Roman"/>
+          <w:b/>
+          <w:bCs/>
+          <w:kern w:val="0"/>
+          <w:lang w:eastAsia="fr-FR"/>
+          <w14:ligatures w14:val="none"/>
+        </w:rPr>
+        <w:t xml:space="preserve">"Migration </w:t>
+      </w:r>
+      <w:proofErr w:type="gramStart"/>
+      <w:r>
+        <w:rPr>
+          <w:rFonts w:eastAsia="Times New Roman" w:cs="Times New Roman"/>
+          <w:b/>
+          <w:bCs/>
+          <w:kern w:val="0"/>
+          <w:lang w:eastAsia="fr-FR"/>
+          <w14:ligatures w14:val="none"/>
+        </w:rPr>
+        <w:t>Complete!</w:t>
+      </w:r>
+      <w:proofErr w:type="gramEnd"/>
+      <w:r>
+        <w:rPr>
+          <w:rFonts w:eastAsia="Times New Roman" w:cs="Times New Roman"/>
+          <w:b/>
+          <w:bCs/>
+          <w:kern w:val="0"/>
+          <w:lang w:eastAsia="fr-FR"/>
+          <w14:ligatures w14:val="none"/>
+        </w:rPr>
+        <w:t>"</w:t>
+      </w:r>
+      <w:r>
+        <w:rPr>
+          <w:rFonts w:eastAsia="Times New Roman" w:cs="Times New Roman"/>
+          <w:kern w:val="0"/>
+          <w:lang w:eastAsia="fr-FR"/>
+          <w14:ligatures w14:val="none"/>
+        </w:rPr>
+        <w:t xml:space="preserve"> s'affiche, cliquez sur Terminer.</w:t>
+      </w:r>
+    </w:p>
+    <w:p>
+      <w:pPr>
+        <w:spacing w:before="100" w:beforeAutospacing="1" w:after="100" w:afterAutospacing="1" w:line="240" w:lineRule="auto"/>
+        <w:rPr>
+          <w:rFonts w:eastAsia="Times New Roman" w:cs="Times New Roman"/>
+          <w:kern w:val="0"/>
+          <w:lang w:eastAsia="fr-FR"/>
+          <w14:ligatures w14:val="none"/>
+        </w:rPr>
+      </w:pPr>
+    </w:p>
+    <w:p>
+      <w:pPr>
+        <w:spacing w:before="100" w:beforeAutospacing="1" w:after="100" w:afterAutospacing="1" w:line="240" w:lineRule="auto"/>
+        <w:rPr>
+          <w:rFonts w:eastAsia="Times New Roman" w:cs="Times New Roman"/>
+          <w:kern w:val="0"/>
+          <w:lang w:eastAsia="fr-FR"/>
+          <w14:ligatures w14:val="none"/>
+        </w:rPr>
+      </w:pPr>
+      <w:r>
+        <w:rPr>
+          <w:rFonts w:eastAsia="Times New Roman" w:cs="Times New Roman"/>
+          <w:kern w:val="0"/>
+          <w:lang w:eastAsia="fr-FR"/>
+          <w14:ligatures w14:val="none"/>
+        </w:rPr>
+        <w:t xml:space="preserve">Voici des captures d’écrans lors de l’utilisation du logiciel : </w:t>
+      </w:r>
+    </w:p>
+    <w:p/>
+    <w:p>
+      <w:r>
+        <w:rPr>
+          <w:noProof/>
+        </w:rPr>
         <w:drawing>
           <wp:inline distT="0" distB="0" distL="0" distR="0" wp14:anchorId="5358C7C3" wp14:editId="0FF4689F">
             <wp:extent cx="4667901" cy="3648584"/>
@@ -131,7 +1209,7 @@
                     <pic:cNvPicPr/>
                   </pic:nvPicPr>
                   <pic:blipFill>
-                    <a:blip r:embed="rId5"/>
+                    <a:blip r:embed="rId6"/>
                     <a:stretch>
                       <a:fillRect/>
                     </a:stretch>
@@ -155,11 +1233,9 @@
     <w:p/>
     <w:p>
       <w:r>
-        <w:t xml:space="preserve">Ensuite le lancer : </w:t>
-      </w:r>
-    </w:p>
-    <w:p>
-      <w:r>
+        <w:rPr>
+          <w:noProof/>
+        </w:rPr>
         <w:lastRenderedPageBreak/>
         <w:drawing>
           <wp:inline distT="0" distB="0" distL="0" distR="0" wp14:anchorId="70EFA78A" wp14:editId="34FB410F">
@@ -177,7 +1253,7 @@
                     <pic:cNvPicPr/>
                   </pic:nvPicPr>
                   <pic:blipFill>
-                    <a:blip r:embed="rId6"/>
+                    <a:blip r:embed="rId7"/>
                     <a:stretch>
                       <a:fillRect/>
                     </a:stretch>
@@ -214,6 +1290,9 @@
     </w:p>
     <w:p>
       <w:r>
+        <w:rPr>
+          <w:noProof/>
+        </w:rPr>
         <w:drawing>
           <wp:inline distT="0" distB="0" distL="0" distR="0" wp14:anchorId="3985AE3D" wp14:editId="587A31C0">
             <wp:extent cx="4715533" cy="3648584"/>
@@ -230,7 +1309,7 @@
                     <pic:cNvPicPr/>
                   </pic:nvPicPr>
                   <pic:blipFill>
-                    <a:blip r:embed="rId7"/>
+                    <a:blip r:embed="rId8"/>
                     <a:stretch>
                       <a:fillRect/>
                     </a:stretch>
@@ -273,6 +1352,7 @@
       </w:pPr>
       <w:r>
         <w:rPr>
+          <w:noProof/>
           <w:color w:val="EE0000"/>
         </w:rPr>
         <w:lastRenderedPageBreak/>
@@ -292,7 +1372,7 @@
                     <pic:cNvPicPr/>
                   </pic:nvPicPr>
                   <pic:blipFill>
-                    <a:blip r:embed="rId8"/>
+                    <a:blip r:embed="rId9"/>
                     <a:stretch>
                       <a:fillRect/>
                     </a:stretch>
@@ -355,6 +1435,1154 @@
     </w:sectPr>
   </w:body>
 </w:document>
+</file>
+
+<file path=word/numbering.xml><?xml version="1.0" encoding="utf-8"?>
+<w:numbering xmlns:wpc="http://schemas.microsoft.com/office/word/2010/wordprocessingCanvas" xmlns:cx="http://schemas.microsoft.com/office/drawing/2014/chartex" xmlns:cx1="http://schemas.microsoft.com/office/drawing/2015/9/8/chartex" xmlns:cx2="http://schemas.microsoft.com/office/drawing/2015/10/21/chartex" xmlns:cx3="http://schemas.microsoft.com/office/drawing/2016/5/9/chartex" xmlns:cx4="http://schemas.microsoft.com/office/drawing/2016/5/10/chartex" xmlns:cx5="http://schemas.microsoft.com/office/drawing/2016/5/11/chartex" xmlns:cx6="http://schemas.microsoft.com/office/drawing/2016/5/12/chartex" xmlns:cx7="http://schemas.microsoft.com/office/drawing/2016/5/13/chartex" xmlns:cx8="http://schemas.microsoft.com/office/drawing/2016/5/14/chartex" xmlns:mc="http://schemas.openxmlformats.org/markup-compatibility/2006" xmlns:aink="http://schemas.microsoft.com/office/drawing/2016/ink" xmlns:am3d="http://schemas.microsoft.com/office/drawing/2017/model3d" xmlns:o="urn:schemas-microsoft-com:office:office" xmlns:oel="http://schemas.microsoft.com/office/2019/extlst" xmlns:r="http://schemas.openxmlformats.org/officeDocument/2006/relationships" xmlns:m="http://schemas.openxmlformats.org/officeDocument/2006/math" xmlns:v="urn:schemas-microsoft-com:vml" xmlns:wp14="http://schemas.microsoft.com/office/word/2010/wordprocessingDrawing" xmlns:wp="http://schemas.openxmlformats.org/drawingml/2006/wordprocessingDrawing" xmlns:w10="urn:schemas-microsoft-com:office:word" xmlns:w="http://schemas.openxmlformats.org/wordprocessingml/2006/main" xmlns:w14="http://schemas.microsoft.com/office/word/2010/wordml" xmlns:w15="http://schemas.microsoft.com/office/word/2012/wordml" xmlns:w16cex="http://schemas.microsoft.com/office/word/2018/wordml/cex" xmlns:w16cid="http://schemas.microsoft.com/office/word/2016/wordml/cid" xmlns:w16="http://schemas.microsoft.com/office/word/2018/wordml" xmlns:w16du="http://schemas.microsoft.com/office/word/2023/wordml/word16du" xmlns:w16sdtdh="http://schemas.microsoft.com/office/word/2020/wordml/sdtdatahash" xmlns:w16sdtfl="http://schemas.microsoft.com/office/word/2024/wordml/sdtformatlock" xmlns:w16se="http://schemas.microsoft.com/office/word/2015/wordml/symex" xmlns:wpg="http://schemas.microsoft.com/office/word/2010/wordprocessingGroup" xmlns:wpi="http://schemas.microsoft.com/office/word/2010/wordprocessingInk" xmlns:wne="http://schemas.microsoft.com/office/word/2006/wordml" xmlns:wps="http://schemas.microsoft.com/office/word/2010/wordprocessingShape" mc:Ignorable="w14 w15 w16se w16cid w16 w16cex w16sdtdh w16sdtfl w16du wp14">
+  <w:abstractNum w:abstractNumId="0" w15:restartNumberingAfterBreak="0">
+    <w:nsid w:val="107F1B11"/>
+    <w:multiLevelType w:val="multilevel"/>
+    <w:tmpl w:val="2F7ABB24"/>
+    <w:lvl w:ilvl="0">
+      <w:start w:val="1"/>
+      <w:numFmt w:val="bullet"/>
+      <w:lvlText w:val=""/>
+      <w:lvlJc w:val="left"/>
+      <w:pPr>
+        <w:tabs>
+          <w:tab w:val="num" w:pos="720"/>
+        </w:tabs>
+        <w:ind w:left="720" w:hanging="360"/>
+      </w:pPr>
+      <w:rPr>
+        <w:rFonts w:ascii="Symbol" w:hAnsi="Symbol" w:hint="default"/>
+        <w:sz w:val="20"/>
+      </w:rPr>
+    </w:lvl>
+    <w:lvl w:ilvl="1" w:tentative="1">
+      <w:start w:val="1"/>
+      <w:numFmt w:val="bullet"/>
+      <w:lvlText w:val="o"/>
+      <w:lvlJc w:val="left"/>
+      <w:pPr>
+        <w:tabs>
+          <w:tab w:val="num" w:pos="1440"/>
+        </w:tabs>
+        <w:ind w:left="1440" w:hanging="360"/>
+      </w:pPr>
+      <w:rPr>
+        <w:rFonts w:ascii="Courier New" w:hAnsi="Courier New" w:hint="default"/>
+        <w:sz w:val="20"/>
+      </w:rPr>
+    </w:lvl>
+    <w:lvl w:ilvl="2" w:tentative="1">
+      <w:start w:val="1"/>
+      <w:numFmt w:val="bullet"/>
+      <w:lvlText w:val=""/>
+      <w:lvlJc w:val="left"/>
+      <w:pPr>
+        <w:tabs>
+          <w:tab w:val="num" w:pos="2160"/>
+        </w:tabs>
+        <w:ind w:left="2160" w:hanging="360"/>
+      </w:pPr>
+      <w:rPr>
+        <w:rFonts w:ascii="Wingdings" w:hAnsi="Wingdings" w:hint="default"/>
+        <w:sz w:val="20"/>
+      </w:rPr>
+    </w:lvl>
+    <w:lvl w:ilvl="3" w:tentative="1">
+      <w:start w:val="1"/>
+      <w:numFmt w:val="bullet"/>
+      <w:lvlText w:val=""/>
+      <w:lvlJc w:val="left"/>
+      <w:pPr>
+        <w:tabs>
+          <w:tab w:val="num" w:pos="2880"/>
+        </w:tabs>
+        <w:ind w:left="2880" w:hanging="360"/>
+      </w:pPr>
+      <w:rPr>
+        <w:rFonts w:ascii="Wingdings" w:hAnsi="Wingdings" w:hint="default"/>
+        <w:sz w:val="20"/>
+      </w:rPr>
+    </w:lvl>
+    <w:lvl w:ilvl="4" w:tentative="1">
+      <w:start w:val="1"/>
+      <w:numFmt w:val="bullet"/>
+      <w:lvlText w:val=""/>
+      <w:lvlJc w:val="left"/>
+      <w:pPr>
+        <w:tabs>
+          <w:tab w:val="num" w:pos="3600"/>
+        </w:tabs>
+        <w:ind w:left="3600" w:hanging="360"/>
+      </w:pPr>
+      <w:rPr>
+        <w:rFonts w:ascii="Wingdings" w:hAnsi="Wingdings" w:hint="default"/>
+        <w:sz w:val="20"/>
+      </w:rPr>
+    </w:lvl>
+    <w:lvl w:ilvl="5" w:tentative="1">
+      <w:start w:val="1"/>
+      <w:numFmt w:val="bullet"/>
+      <w:lvlText w:val=""/>
+      <w:lvlJc w:val="left"/>
+      <w:pPr>
+        <w:tabs>
+          <w:tab w:val="num" w:pos="4320"/>
+        </w:tabs>
+        <w:ind w:left="4320" w:hanging="360"/>
+      </w:pPr>
+      <w:rPr>
+        <w:rFonts w:ascii="Wingdings" w:hAnsi="Wingdings" w:hint="default"/>
+        <w:sz w:val="20"/>
+      </w:rPr>
+    </w:lvl>
+    <w:lvl w:ilvl="6" w:tentative="1">
+      <w:start w:val="1"/>
+      <w:numFmt w:val="bullet"/>
+      <w:lvlText w:val=""/>
+      <w:lvlJc w:val="left"/>
+      <w:pPr>
+        <w:tabs>
+          <w:tab w:val="num" w:pos="5040"/>
+        </w:tabs>
+        <w:ind w:left="5040" w:hanging="360"/>
+      </w:pPr>
+      <w:rPr>
+        <w:rFonts w:ascii="Wingdings" w:hAnsi="Wingdings" w:hint="default"/>
+        <w:sz w:val="20"/>
+      </w:rPr>
+    </w:lvl>
+    <w:lvl w:ilvl="7" w:tentative="1">
+      <w:start w:val="1"/>
+      <w:numFmt w:val="bullet"/>
+      <w:lvlText w:val=""/>
+      <w:lvlJc w:val="left"/>
+      <w:pPr>
+        <w:tabs>
+          <w:tab w:val="num" w:pos="5760"/>
+        </w:tabs>
+        <w:ind w:left="5760" w:hanging="360"/>
+      </w:pPr>
+      <w:rPr>
+        <w:rFonts w:ascii="Wingdings" w:hAnsi="Wingdings" w:hint="default"/>
+        <w:sz w:val="20"/>
+      </w:rPr>
+    </w:lvl>
+    <w:lvl w:ilvl="8" w:tentative="1">
+      <w:start w:val="1"/>
+      <w:numFmt w:val="bullet"/>
+      <w:lvlText w:val=""/>
+      <w:lvlJc w:val="left"/>
+      <w:pPr>
+        <w:tabs>
+          <w:tab w:val="num" w:pos="6480"/>
+        </w:tabs>
+        <w:ind w:left="6480" w:hanging="360"/>
+      </w:pPr>
+      <w:rPr>
+        <w:rFonts w:ascii="Wingdings" w:hAnsi="Wingdings" w:hint="default"/>
+        <w:sz w:val="20"/>
+      </w:rPr>
+    </w:lvl>
+  </w:abstractNum>
+  <w:abstractNum w:abstractNumId="1" w15:restartNumberingAfterBreak="0">
+    <w:nsid w:val="14CB5B33"/>
+    <w:multiLevelType w:val="multilevel"/>
+    <w:tmpl w:val="03C05DB2"/>
+    <w:lvl w:ilvl="0">
+      <w:start w:val="1"/>
+      <w:numFmt w:val="bullet"/>
+      <w:lvlText w:val=""/>
+      <w:lvlJc w:val="left"/>
+      <w:pPr>
+        <w:tabs>
+          <w:tab w:val="num" w:pos="720"/>
+        </w:tabs>
+        <w:ind w:left="720" w:hanging="360"/>
+      </w:pPr>
+      <w:rPr>
+        <w:rFonts w:ascii="Symbol" w:hAnsi="Symbol" w:hint="default"/>
+        <w:sz w:val="20"/>
+      </w:rPr>
+    </w:lvl>
+    <w:lvl w:ilvl="1" w:tentative="1">
+      <w:start w:val="1"/>
+      <w:numFmt w:val="bullet"/>
+      <w:lvlText w:val="o"/>
+      <w:lvlJc w:val="left"/>
+      <w:pPr>
+        <w:tabs>
+          <w:tab w:val="num" w:pos="1440"/>
+        </w:tabs>
+        <w:ind w:left="1440" w:hanging="360"/>
+      </w:pPr>
+      <w:rPr>
+        <w:rFonts w:ascii="Courier New" w:hAnsi="Courier New" w:hint="default"/>
+        <w:sz w:val="20"/>
+      </w:rPr>
+    </w:lvl>
+    <w:lvl w:ilvl="2" w:tentative="1">
+      <w:start w:val="1"/>
+      <w:numFmt w:val="bullet"/>
+      <w:lvlText w:val=""/>
+      <w:lvlJc w:val="left"/>
+      <w:pPr>
+        <w:tabs>
+          <w:tab w:val="num" w:pos="2160"/>
+        </w:tabs>
+        <w:ind w:left="2160" w:hanging="360"/>
+      </w:pPr>
+      <w:rPr>
+        <w:rFonts w:ascii="Wingdings" w:hAnsi="Wingdings" w:hint="default"/>
+        <w:sz w:val="20"/>
+      </w:rPr>
+    </w:lvl>
+    <w:lvl w:ilvl="3" w:tentative="1">
+      <w:start w:val="1"/>
+      <w:numFmt w:val="bullet"/>
+      <w:lvlText w:val=""/>
+      <w:lvlJc w:val="left"/>
+      <w:pPr>
+        <w:tabs>
+          <w:tab w:val="num" w:pos="2880"/>
+        </w:tabs>
+        <w:ind w:left="2880" w:hanging="360"/>
+      </w:pPr>
+      <w:rPr>
+        <w:rFonts w:ascii="Wingdings" w:hAnsi="Wingdings" w:hint="default"/>
+        <w:sz w:val="20"/>
+      </w:rPr>
+    </w:lvl>
+    <w:lvl w:ilvl="4" w:tentative="1">
+      <w:start w:val="1"/>
+      <w:numFmt w:val="bullet"/>
+      <w:lvlText w:val=""/>
+      <w:lvlJc w:val="left"/>
+      <w:pPr>
+        <w:tabs>
+          <w:tab w:val="num" w:pos="3600"/>
+        </w:tabs>
+        <w:ind w:left="3600" w:hanging="360"/>
+      </w:pPr>
+      <w:rPr>
+        <w:rFonts w:ascii="Wingdings" w:hAnsi="Wingdings" w:hint="default"/>
+        <w:sz w:val="20"/>
+      </w:rPr>
+    </w:lvl>
+    <w:lvl w:ilvl="5" w:tentative="1">
+      <w:start w:val="1"/>
+      <w:numFmt w:val="bullet"/>
+      <w:lvlText w:val=""/>
+      <w:lvlJc w:val="left"/>
+      <w:pPr>
+        <w:tabs>
+          <w:tab w:val="num" w:pos="4320"/>
+        </w:tabs>
+        <w:ind w:left="4320" w:hanging="360"/>
+      </w:pPr>
+      <w:rPr>
+        <w:rFonts w:ascii="Wingdings" w:hAnsi="Wingdings" w:hint="default"/>
+        <w:sz w:val="20"/>
+      </w:rPr>
+    </w:lvl>
+    <w:lvl w:ilvl="6" w:tentative="1">
+      <w:start w:val="1"/>
+      <w:numFmt w:val="bullet"/>
+      <w:lvlText w:val=""/>
+      <w:lvlJc w:val="left"/>
+      <w:pPr>
+        <w:tabs>
+          <w:tab w:val="num" w:pos="5040"/>
+        </w:tabs>
+        <w:ind w:left="5040" w:hanging="360"/>
+      </w:pPr>
+      <w:rPr>
+        <w:rFonts w:ascii="Wingdings" w:hAnsi="Wingdings" w:hint="default"/>
+        <w:sz w:val="20"/>
+      </w:rPr>
+    </w:lvl>
+    <w:lvl w:ilvl="7" w:tentative="1">
+      <w:start w:val="1"/>
+      <w:numFmt w:val="bullet"/>
+      <w:lvlText w:val=""/>
+      <w:lvlJc w:val="left"/>
+      <w:pPr>
+        <w:tabs>
+          <w:tab w:val="num" w:pos="5760"/>
+        </w:tabs>
+        <w:ind w:left="5760" w:hanging="360"/>
+      </w:pPr>
+      <w:rPr>
+        <w:rFonts w:ascii="Wingdings" w:hAnsi="Wingdings" w:hint="default"/>
+        <w:sz w:val="20"/>
+      </w:rPr>
+    </w:lvl>
+    <w:lvl w:ilvl="8" w:tentative="1">
+      <w:start w:val="1"/>
+      <w:numFmt w:val="bullet"/>
+      <w:lvlText w:val=""/>
+      <w:lvlJc w:val="left"/>
+      <w:pPr>
+        <w:tabs>
+          <w:tab w:val="num" w:pos="6480"/>
+        </w:tabs>
+        <w:ind w:left="6480" w:hanging="360"/>
+      </w:pPr>
+      <w:rPr>
+        <w:rFonts w:ascii="Wingdings" w:hAnsi="Wingdings" w:hint="default"/>
+        <w:sz w:val="20"/>
+      </w:rPr>
+    </w:lvl>
+  </w:abstractNum>
+  <w:abstractNum w:abstractNumId="2" w15:restartNumberingAfterBreak="0">
+    <w:nsid w:val="1F49778D"/>
+    <w:multiLevelType w:val="multilevel"/>
+    <w:tmpl w:val="43880450"/>
+    <w:lvl w:ilvl="0">
+      <w:start w:val="1"/>
+      <w:numFmt w:val="bullet"/>
+      <w:lvlText w:val=""/>
+      <w:lvlJc w:val="left"/>
+      <w:pPr>
+        <w:tabs>
+          <w:tab w:val="num" w:pos="720"/>
+        </w:tabs>
+        <w:ind w:left="720" w:hanging="360"/>
+      </w:pPr>
+      <w:rPr>
+        <w:rFonts w:ascii="Symbol" w:hAnsi="Symbol" w:hint="default"/>
+        <w:sz w:val="20"/>
+      </w:rPr>
+    </w:lvl>
+    <w:lvl w:ilvl="1" w:tentative="1">
+      <w:start w:val="1"/>
+      <w:numFmt w:val="bullet"/>
+      <w:lvlText w:val="o"/>
+      <w:lvlJc w:val="left"/>
+      <w:pPr>
+        <w:tabs>
+          <w:tab w:val="num" w:pos="1440"/>
+        </w:tabs>
+        <w:ind w:left="1440" w:hanging="360"/>
+      </w:pPr>
+      <w:rPr>
+        <w:rFonts w:ascii="Courier New" w:hAnsi="Courier New" w:hint="default"/>
+        <w:sz w:val="20"/>
+      </w:rPr>
+    </w:lvl>
+    <w:lvl w:ilvl="2" w:tentative="1">
+      <w:start w:val="1"/>
+      <w:numFmt w:val="bullet"/>
+      <w:lvlText w:val=""/>
+      <w:lvlJc w:val="left"/>
+      <w:pPr>
+        <w:tabs>
+          <w:tab w:val="num" w:pos="2160"/>
+        </w:tabs>
+        <w:ind w:left="2160" w:hanging="360"/>
+      </w:pPr>
+      <w:rPr>
+        <w:rFonts w:ascii="Wingdings" w:hAnsi="Wingdings" w:hint="default"/>
+        <w:sz w:val="20"/>
+      </w:rPr>
+    </w:lvl>
+    <w:lvl w:ilvl="3" w:tentative="1">
+      <w:start w:val="1"/>
+      <w:numFmt w:val="bullet"/>
+      <w:lvlText w:val=""/>
+      <w:lvlJc w:val="left"/>
+      <w:pPr>
+        <w:tabs>
+          <w:tab w:val="num" w:pos="2880"/>
+        </w:tabs>
+        <w:ind w:left="2880" w:hanging="360"/>
+      </w:pPr>
+      <w:rPr>
+        <w:rFonts w:ascii="Wingdings" w:hAnsi="Wingdings" w:hint="default"/>
+        <w:sz w:val="20"/>
+      </w:rPr>
+    </w:lvl>
+    <w:lvl w:ilvl="4" w:tentative="1">
+      <w:start w:val="1"/>
+      <w:numFmt w:val="bullet"/>
+      <w:lvlText w:val=""/>
+      <w:lvlJc w:val="left"/>
+      <w:pPr>
+        <w:tabs>
+          <w:tab w:val="num" w:pos="3600"/>
+        </w:tabs>
+        <w:ind w:left="3600" w:hanging="360"/>
+      </w:pPr>
+      <w:rPr>
+        <w:rFonts w:ascii="Wingdings" w:hAnsi="Wingdings" w:hint="default"/>
+        <w:sz w:val="20"/>
+      </w:rPr>
+    </w:lvl>
+    <w:lvl w:ilvl="5" w:tentative="1">
+      <w:start w:val="1"/>
+      <w:numFmt w:val="bullet"/>
+      <w:lvlText w:val=""/>
+      <w:lvlJc w:val="left"/>
+      <w:pPr>
+        <w:tabs>
+          <w:tab w:val="num" w:pos="4320"/>
+        </w:tabs>
+        <w:ind w:left="4320" w:hanging="360"/>
+      </w:pPr>
+      <w:rPr>
+        <w:rFonts w:ascii="Wingdings" w:hAnsi="Wingdings" w:hint="default"/>
+        <w:sz w:val="20"/>
+      </w:rPr>
+    </w:lvl>
+    <w:lvl w:ilvl="6" w:tentative="1">
+      <w:start w:val="1"/>
+      <w:numFmt w:val="bullet"/>
+      <w:lvlText w:val=""/>
+      <w:lvlJc w:val="left"/>
+      <w:pPr>
+        <w:tabs>
+          <w:tab w:val="num" w:pos="5040"/>
+        </w:tabs>
+        <w:ind w:left="5040" w:hanging="360"/>
+      </w:pPr>
+      <w:rPr>
+        <w:rFonts w:ascii="Wingdings" w:hAnsi="Wingdings" w:hint="default"/>
+        <w:sz w:val="20"/>
+      </w:rPr>
+    </w:lvl>
+    <w:lvl w:ilvl="7" w:tentative="1">
+      <w:start w:val="1"/>
+      <w:numFmt w:val="bullet"/>
+      <w:lvlText w:val=""/>
+      <w:lvlJc w:val="left"/>
+      <w:pPr>
+        <w:tabs>
+          <w:tab w:val="num" w:pos="5760"/>
+        </w:tabs>
+        <w:ind w:left="5760" w:hanging="360"/>
+      </w:pPr>
+      <w:rPr>
+        <w:rFonts w:ascii="Wingdings" w:hAnsi="Wingdings" w:hint="default"/>
+        <w:sz w:val="20"/>
+      </w:rPr>
+    </w:lvl>
+    <w:lvl w:ilvl="8" w:tentative="1">
+      <w:start w:val="1"/>
+      <w:numFmt w:val="bullet"/>
+      <w:lvlText w:val=""/>
+      <w:lvlJc w:val="left"/>
+      <w:pPr>
+        <w:tabs>
+          <w:tab w:val="num" w:pos="6480"/>
+        </w:tabs>
+        <w:ind w:left="6480" w:hanging="360"/>
+      </w:pPr>
+      <w:rPr>
+        <w:rFonts w:ascii="Wingdings" w:hAnsi="Wingdings" w:hint="default"/>
+        <w:sz w:val="20"/>
+      </w:rPr>
+    </w:lvl>
+  </w:abstractNum>
+  <w:abstractNum w:abstractNumId="3" w15:restartNumberingAfterBreak="0">
+    <w:nsid w:val="2AC50DE5"/>
+    <w:multiLevelType w:val="multilevel"/>
+    <w:tmpl w:val="96A85212"/>
+    <w:lvl w:ilvl="0">
+      <w:start w:val="1"/>
+      <w:numFmt w:val="bullet"/>
+      <w:lvlText w:val=""/>
+      <w:lvlJc w:val="left"/>
+      <w:pPr>
+        <w:tabs>
+          <w:tab w:val="num" w:pos="720"/>
+        </w:tabs>
+        <w:ind w:left="720" w:hanging="360"/>
+      </w:pPr>
+      <w:rPr>
+        <w:rFonts w:ascii="Symbol" w:hAnsi="Symbol" w:hint="default"/>
+        <w:sz w:val="20"/>
+      </w:rPr>
+    </w:lvl>
+    <w:lvl w:ilvl="1" w:tentative="1">
+      <w:start w:val="1"/>
+      <w:numFmt w:val="bullet"/>
+      <w:lvlText w:val="o"/>
+      <w:lvlJc w:val="left"/>
+      <w:pPr>
+        <w:tabs>
+          <w:tab w:val="num" w:pos="1440"/>
+        </w:tabs>
+        <w:ind w:left="1440" w:hanging="360"/>
+      </w:pPr>
+      <w:rPr>
+        <w:rFonts w:ascii="Courier New" w:hAnsi="Courier New" w:hint="default"/>
+        <w:sz w:val="20"/>
+      </w:rPr>
+    </w:lvl>
+    <w:lvl w:ilvl="2" w:tentative="1">
+      <w:start w:val="1"/>
+      <w:numFmt w:val="bullet"/>
+      <w:lvlText w:val=""/>
+      <w:lvlJc w:val="left"/>
+      <w:pPr>
+        <w:tabs>
+          <w:tab w:val="num" w:pos="2160"/>
+        </w:tabs>
+        <w:ind w:left="2160" w:hanging="360"/>
+      </w:pPr>
+      <w:rPr>
+        <w:rFonts w:ascii="Wingdings" w:hAnsi="Wingdings" w:hint="default"/>
+        <w:sz w:val="20"/>
+      </w:rPr>
+    </w:lvl>
+    <w:lvl w:ilvl="3" w:tentative="1">
+      <w:start w:val="1"/>
+      <w:numFmt w:val="bullet"/>
+      <w:lvlText w:val=""/>
+      <w:lvlJc w:val="left"/>
+      <w:pPr>
+        <w:tabs>
+          <w:tab w:val="num" w:pos="2880"/>
+        </w:tabs>
+        <w:ind w:left="2880" w:hanging="360"/>
+      </w:pPr>
+      <w:rPr>
+        <w:rFonts w:ascii="Wingdings" w:hAnsi="Wingdings" w:hint="default"/>
+        <w:sz w:val="20"/>
+      </w:rPr>
+    </w:lvl>
+    <w:lvl w:ilvl="4" w:tentative="1">
+      <w:start w:val="1"/>
+      <w:numFmt w:val="bullet"/>
+      <w:lvlText w:val=""/>
+      <w:lvlJc w:val="left"/>
+      <w:pPr>
+        <w:tabs>
+          <w:tab w:val="num" w:pos="3600"/>
+        </w:tabs>
+        <w:ind w:left="3600" w:hanging="360"/>
+      </w:pPr>
+      <w:rPr>
+        <w:rFonts w:ascii="Wingdings" w:hAnsi="Wingdings" w:hint="default"/>
+        <w:sz w:val="20"/>
+      </w:rPr>
+    </w:lvl>
+    <w:lvl w:ilvl="5" w:tentative="1">
+      <w:start w:val="1"/>
+      <w:numFmt w:val="bullet"/>
+      <w:lvlText w:val=""/>
+      <w:lvlJc w:val="left"/>
+      <w:pPr>
+        <w:tabs>
+          <w:tab w:val="num" w:pos="4320"/>
+        </w:tabs>
+        <w:ind w:left="4320" w:hanging="360"/>
+      </w:pPr>
+      <w:rPr>
+        <w:rFonts w:ascii="Wingdings" w:hAnsi="Wingdings" w:hint="default"/>
+        <w:sz w:val="20"/>
+      </w:rPr>
+    </w:lvl>
+    <w:lvl w:ilvl="6" w:tentative="1">
+      <w:start w:val="1"/>
+      <w:numFmt w:val="bullet"/>
+      <w:lvlText w:val=""/>
+      <w:lvlJc w:val="left"/>
+      <w:pPr>
+        <w:tabs>
+          <w:tab w:val="num" w:pos="5040"/>
+        </w:tabs>
+        <w:ind w:left="5040" w:hanging="360"/>
+      </w:pPr>
+      <w:rPr>
+        <w:rFonts w:ascii="Wingdings" w:hAnsi="Wingdings" w:hint="default"/>
+        <w:sz w:val="20"/>
+      </w:rPr>
+    </w:lvl>
+    <w:lvl w:ilvl="7" w:tentative="1">
+      <w:start w:val="1"/>
+      <w:numFmt w:val="bullet"/>
+      <w:lvlText w:val=""/>
+      <w:lvlJc w:val="left"/>
+      <w:pPr>
+        <w:tabs>
+          <w:tab w:val="num" w:pos="5760"/>
+        </w:tabs>
+        <w:ind w:left="5760" w:hanging="360"/>
+      </w:pPr>
+      <w:rPr>
+        <w:rFonts w:ascii="Wingdings" w:hAnsi="Wingdings" w:hint="default"/>
+        <w:sz w:val="20"/>
+      </w:rPr>
+    </w:lvl>
+    <w:lvl w:ilvl="8" w:tentative="1">
+      <w:start w:val="1"/>
+      <w:numFmt w:val="bullet"/>
+      <w:lvlText w:val=""/>
+      <w:lvlJc w:val="left"/>
+      <w:pPr>
+        <w:tabs>
+          <w:tab w:val="num" w:pos="6480"/>
+        </w:tabs>
+        <w:ind w:left="6480" w:hanging="360"/>
+      </w:pPr>
+      <w:rPr>
+        <w:rFonts w:ascii="Wingdings" w:hAnsi="Wingdings" w:hint="default"/>
+        <w:sz w:val="20"/>
+      </w:rPr>
+    </w:lvl>
+  </w:abstractNum>
+  <w:abstractNum w:abstractNumId="4" w15:restartNumberingAfterBreak="0">
+    <w:nsid w:val="40066DB9"/>
+    <w:multiLevelType w:val="multilevel"/>
+    <w:tmpl w:val="466E6AC0"/>
+    <w:lvl w:ilvl="0">
+      <w:start w:val="1"/>
+      <w:numFmt w:val="bullet"/>
+      <w:lvlText w:val=""/>
+      <w:lvlJc w:val="left"/>
+      <w:pPr>
+        <w:tabs>
+          <w:tab w:val="num" w:pos="720"/>
+        </w:tabs>
+        <w:ind w:left="720" w:hanging="360"/>
+      </w:pPr>
+      <w:rPr>
+        <w:rFonts w:ascii="Symbol" w:hAnsi="Symbol" w:hint="default"/>
+        <w:sz w:val="20"/>
+      </w:rPr>
+    </w:lvl>
+    <w:lvl w:ilvl="1" w:tentative="1">
+      <w:start w:val="1"/>
+      <w:numFmt w:val="bullet"/>
+      <w:lvlText w:val="o"/>
+      <w:lvlJc w:val="left"/>
+      <w:pPr>
+        <w:tabs>
+          <w:tab w:val="num" w:pos="1440"/>
+        </w:tabs>
+        <w:ind w:left="1440" w:hanging="360"/>
+      </w:pPr>
+      <w:rPr>
+        <w:rFonts w:ascii="Courier New" w:hAnsi="Courier New" w:hint="default"/>
+        <w:sz w:val="20"/>
+      </w:rPr>
+    </w:lvl>
+    <w:lvl w:ilvl="2" w:tentative="1">
+      <w:start w:val="1"/>
+      <w:numFmt w:val="bullet"/>
+      <w:lvlText w:val=""/>
+      <w:lvlJc w:val="left"/>
+      <w:pPr>
+        <w:tabs>
+          <w:tab w:val="num" w:pos="2160"/>
+        </w:tabs>
+        <w:ind w:left="2160" w:hanging="360"/>
+      </w:pPr>
+      <w:rPr>
+        <w:rFonts w:ascii="Wingdings" w:hAnsi="Wingdings" w:hint="default"/>
+        <w:sz w:val="20"/>
+      </w:rPr>
+    </w:lvl>
+    <w:lvl w:ilvl="3" w:tentative="1">
+      <w:start w:val="1"/>
+      <w:numFmt w:val="bullet"/>
+      <w:lvlText w:val=""/>
+      <w:lvlJc w:val="left"/>
+      <w:pPr>
+        <w:tabs>
+          <w:tab w:val="num" w:pos="2880"/>
+        </w:tabs>
+        <w:ind w:left="2880" w:hanging="360"/>
+      </w:pPr>
+      <w:rPr>
+        <w:rFonts w:ascii="Wingdings" w:hAnsi="Wingdings" w:hint="default"/>
+        <w:sz w:val="20"/>
+      </w:rPr>
+    </w:lvl>
+    <w:lvl w:ilvl="4" w:tentative="1">
+      <w:start w:val="1"/>
+      <w:numFmt w:val="bullet"/>
+      <w:lvlText w:val=""/>
+      <w:lvlJc w:val="left"/>
+      <w:pPr>
+        <w:tabs>
+          <w:tab w:val="num" w:pos="3600"/>
+        </w:tabs>
+        <w:ind w:left="3600" w:hanging="360"/>
+      </w:pPr>
+      <w:rPr>
+        <w:rFonts w:ascii="Wingdings" w:hAnsi="Wingdings" w:hint="default"/>
+        <w:sz w:val="20"/>
+      </w:rPr>
+    </w:lvl>
+    <w:lvl w:ilvl="5" w:tentative="1">
+      <w:start w:val="1"/>
+      <w:numFmt w:val="bullet"/>
+      <w:lvlText w:val=""/>
+      <w:lvlJc w:val="left"/>
+      <w:pPr>
+        <w:tabs>
+          <w:tab w:val="num" w:pos="4320"/>
+        </w:tabs>
+        <w:ind w:left="4320" w:hanging="360"/>
+      </w:pPr>
+      <w:rPr>
+        <w:rFonts w:ascii="Wingdings" w:hAnsi="Wingdings" w:hint="default"/>
+        <w:sz w:val="20"/>
+      </w:rPr>
+    </w:lvl>
+    <w:lvl w:ilvl="6" w:tentative="1">
+      <w:start w:val="1"/>
+      <w:numFmt w:val="bullet"/>
+      <w:lvlText w:val=""/>
+      <w:lvlJc w:val="left"/>
+      <w:pPr>
+        <w:tabs>
+          <w:tab w:val="num" w:pos="5040"/>
+        </w:tabs>
+        <w:ind w:left="5040" w:hanging="360"/>
+      </w:pPr>
+      <w:rPr>
+        <w:rFonts w:ascii="Wingdings" w:hAnsi="Wingdings" w:hint="default"/>
+        <w:sz w:val="20"/>
+      </w:rPr>
+    </w:lvl>
+    <w:lvl w:ilvl="7" w:tentative="1">
+      <w:start w:val="1"/>
+      <w:numFmt w:val="bullet"/>
+      <w:lvlText w:val=""/>
+      <w:lvlJc w:val="left"/>
+      <w:pPr>
+        <w:tabs>
+          <w:tab w:val="num" w:pos="5760"/>
+        </w:tabs>
+        <w:ind w:left="5760" w:hanging="360"/>
+      </w:pPr>
+      <w:rPr>
+        <w:rFonts w:ascii="Wingdings" w:hAnsi="Wingdings" w:hint="default"/>
+        <w:sz w:val="20"/>
+      </w:rPr>
+    </w:lvl>
+    <w:lvl w:ilvl="8" w:tentative="1">
+      <w:start w:val="1"/>
+      <w:numFmt w:val="bullet"/>
+      <w:lvlText w:val=""/>
+      <w:lvlJc w:val="left"/>
+      <w:pPr>
+        <w:tabs>
+          <w:tab w:val="num" w:pos="6480"/>
+        </w:tabs>
+        <w:ind w:left="6480" w:hanging="360"/>
+      </w:pPr>
+      <w:rPr>
+        <w:rFonts w:ascii="Wingdings" w:hAnsi="Wingdings" w:hint="default"/>
+        <w:sz w:val="20"/>
+      </w:rPr>
+    </w:lvl>
+  </w:abstractNum>
+  <w:abstractNum w:abstractNumId="5" w15:restartNumberingAfterBreak="0">
+    <w:nsid w:val="4A044906"/>
+    <w:multiLevelType w:val="multilevel"/>
+    <w:tmpl w:val="6D6EA20E"/>
+    <w:lvl w:ilvl="0">
+      <w:start w:val="1"/>
+      <w:numFmt w:val="decimal"/>
+      <w:lvlText w:val="%1."/>
+      <w:lvlJc w:val="left"/>
+      <w:pPr>
+        <w:tabs>
+          <w:tab w:val="num" w:pos="720"/>
+        </w:tabs>
+        <w:ind w:left="720" w:hanging="360"/>
+      </w:pPr>
+    </w:lvl>
+    <w:lvl w:ilvl="1" w:tentative="1">
+      <w:start w:val="1"/>
+      <w:numFmt w:val="decimal"/>
+      <w:lvlText w:val="%2."/>
+      <w:lvlJc w:val="left"/>
+      <w:pPr>
+        <w:tabs>
+          <w:tab w:val="num" w:pos="1440"/>
+        </w:tabs>
+        <w:ind w:left="1440" w:hanging="360"/>
+      </w:pPr>
+    </w:lvl>
+    <w:lvl w:ilvl="2" w:tentative="1">
+      <w:start w:val="1"/>
+      <w:numFmt w:val="decimal"/>
+      <w:lvlText w:val="%3."/>
+      <w:lvlJc w:val="left"/>
+      <w:pPr>
+        <w:tabs>
+          <w:tab w:val="num" w:pos="2160"/>
+        </w:tabs>
+        <w:ind w:left="2160" w:hanging="360"/>
+      </w:pPr>
+    </w:lvl>
+    <w:lvl w:ilvl="3" w:tentative="1">
+      <w:start w:val="1"/>
+      <w:numFmt w:val="decimal"/>
+      <w:lvlText w:val="%4."/>
+      <w:lvlJc w:val="left"/>
+      <w:pPr>
+        <w:tabs>
+          <w:tab w:val="num" w:pos="2880"/>
+        </w:tabs>
+        <w:ind w:left="2880" w:hanging="360"/>
+      </w:pPr>
+    </w:lvl>
+    <w:lvl w:ilvl="4" w:tentative="1">
+      <w:start w:val="1"/>
+      <w:numFmt w:val="decimal"/>
+      <w:lvlText w:val="%5."/>
+      <w:lvlJc w:val="left"/>
+      <w:pPr>
+        <w:tabs>
+          <w:tab w:val="num" w:pos="3600"/>
+        </w:tabs>
+        <w:ind w:left="3600" w:hanging="360"/>
+      </w:pPr>
+    </w:lvl>
+    <w:lvl w:ilvl="5" w:tentative="1">
+      <w:start w:val="1"/>
+      <w:numFmt w:val="decimal"/>
+      <w:lvlText w:val="%6."/>
+      <w:lvlJc w:val="left"/>
+      <w:pPr>
+        <w:tabs>
+          <w:tab w:val="num" w:pos="4320"/>
+        </w:tabs>
+        <w:ind w:left="4320" w:hanging="360"/>
+      </w:pPr>
+    </w:lvl>
+    <w:lvl w:ilvl="6" w:tentative="1">
+      <w:start w:val="1"/>
+      <w:numFmt w:val="decimal"/>
+      <w:lvlText w:val="%7."/>
+      <w:lvlJc w:val="left"/>
+      <w:pPr>
+        <w:tabs>
+          <w:tab w:val="num" w:pos="5040"/>
+        </w:tabs>
+        <w:ind w:left="5040" w:hanging="360"/>
+      </w:pPr>
+    </w:lvl>
+    <w:lvl w:ilvl="7" w:tentative="1">
+      <w:start w:val="1"/>
+      <w:numFmt w:val="decimal"/>
+      <w:lvlText w:val="%8."/>
+      <w:lvlJc w:val="left"/>
+      <w:pPr>
+        <w:tabs>
+          <w:tab w:val="num" w:pos="5760"/>
+        </w:tabs>
+        <w:ind w:left="5760" w:hanging="360"/>
+      </w:pPr>
+    </w:lvl>
+    <w:lvl w:ilvl="8" w:tentative="1">
+      <w:start w:val="1"/>
+      <w:numFmt w:val="decimal"/>
+      <w:lvlText w:val="%9."/>
+      <w:lvlJc w:val="left"/>
+      <w:pPr>
+        <w:tabs>
+          <w:tab w:val="num" w:pos="6480"/>
+        </w:tabs>
+        <w:ind w:left="6480" w:hanging="360"/>
+      </w:pPr>
+    </w:lvl>
+  </w:abstractNum>
+  <w:abstractNum w:abstractNumId="6" w15:restartNumberingAfterBreak="0">
+    <w:nsid w:val="4C046A4E"/>
+    <w:multiLevelType w:val="multilevel"/>
+    <w:tmpl w:val="E5F0A8EC"/>
+    <w:lvl w:ilvl="0">
+      <w:start w:val="1"/>
+      <w:numFmt w:val="bullet"/>
+      <w:lvlText w:val=""/>
+      <w:lvlJc w:val="left"/>
+      <w:pPr>
+        <w:tabs>
+          <w:tab w:val="num" w:pos="720"/>
+        </w:tabs>
+        <w:ind w:left="720" w:hanging="360"/>
+      </w:pPr>
+      <w:rPr>
+        <w:rFonts w:ascii="Symbol" w:hAnsi="Symbol" w:hint="default"/>
+        <w:sz w:val="20"/>
+      </w:rPr>
+    </w:lvl>
+    <w:lvl w:ilvl="1" w:tentative="1">
+      <w:start w:val="1"/>
+      <w:numFmt w:val="bullet"/>
+      <w:lvlText w:val="o"/>
+      <w:lvlJc w:val="left"/>
+      <w:pPr>
+        <w:tabs>
+          <w:tab w:val="num" w:pos="1440"/>
+        </w:tabs>
+        <w:ind w:left="1440" w:hanging="360"/>
+      </w:pPr>
+      <w:rPr>
+        <w:rFonts w:ascii="Courier New" w:hAnsi="Courier New" w:hint="default"/>
+        <w:sz w:val="20"/>
+      </w:rPr>
+    </w:lvl>
+    <w:lvl w:ilvl="2" w:tentative="1">
+      <w:start w:val="1"/>
+      <w:numFmt w:val="bullet"/>
+      <w:lvlText w:val=""/>
+      <w:lvlJc w:val="left"/>
+      <w:pPr>
+        <w:tabs>
+          <w:tab w:val="num" w:pos="2160"/>
+        </w:tabs>
+        <w:ind w:left="2160" w:hanging="360"/>
+      </w:pPr>
+      <w:rPr>
+        <w:rFonts w:ascii="Wingdings" w:hAnsi="Wingdings" w:hint="default"/>
+        <w:sz w:val="20"/>
+      </w:rPr>
+    </w:lvl>
+    <w:lvl w:ilvl="3" w:tentative="1">
+      <w:start w:val="1"/>
+      <w:numFmt w:val="bullet"/>
+      <w:lvlText w:val=""/>
+      <w:lvlJc w:val="left"/>
+      <w:pPr>
+        <w:tabs>
+          <w:tab w:val="num" w:pos="2880"/>
+        </w:tabs>
+        <w:ind w:left="2880" w:hanging="360"/>
+      </w:pPr>
+      <w:rPr>
+        <w:rFonts w:ascii="Wingdings" w:hAnsi="Wingdings" w:hint="default"/>
+        <w:sz w:val="20"/>
+      </w:rPr>
+    </w:lvl>
+    <w:lvl w:ilvl="4" w:tentative="1">
+      <w:start w:val="1"/>
+      <w:numFmt w:val="bullet"/>
+      <w:lvlText w:val=""/>
+      <w:lvlJc w:val="left"/>
+      <w:pPr>
+        <w:tabs>
+          <w:tab w:val="num" w:pos="3600"/>
+        </w:tabs>
+        <w:ind w:left="3600" w:hanging="360"/>
+      </w:pPr>
+      <w:rPr>
+        <w:rFonts w:ascii="Wingdings" w:hAnsi="Wingdings" w:hint="default"/>
+        <w:sz w:val="20"/>
+      </w:rPr>
+    </w:lvl>
+    <w:lvl w:ilvl="5" w:tentative="1">
+      <w:start w:val="1"/>
+      <w:numFmt w:val="bullet"/>
+      <w:lvlText w:val=""/>
+      <w:lvlJc w:val="left"/>
+      <w:pPr>
+        <w:tabs>
+          <w:tab w:val="num" w:pos="4320"/>
+        </w:tabs>
+        <w:ind w:left="4320" w:hanging="360"/>
+      </w:pPr>
+      <w:rPr>
+        <w:rFonts w:ascii="Wingdings" w:hAnsi="Wingdings" w:hint="default"/>
+        <w:sz w:val="20"/>
+      </w:rPr>
+    </w:lvl>
+    <w:lvl w:ilvl="6" w:tentative="1">
+      <w:start w:val="1"/>
+      <w:numFmt w:val="bullet"/>
+      <w:lvlText w:val=""/>
+      <w:lvlJc w:val="left"/>
+      <w:pPr>
+        <w:tabs>
+          <w:tab w:val="num" w:pos="5040"/>
+        </w:tabs>
+        <w:ind w:left="5040" w:hanging="360"/>
+      </w:pPr>
+      <w:rPr>
+        <w:rFonts w:ascii="Wingdings" w:hAnsi="Wingdings" w:hint="default"/>
+        <w:sz w:val="20"/>
+      </w:rPr>
+    </w:lvl>
+    <w:lvl w:ilvl="7" w:tentative="1">
+      <w:start w:val="1"/>
+      <w:numFmt w:val="bullet"/>
+      <w:lvlText w:val=""/>
+      <w:lvlJc w:val="left"/>
+      <w:pPr>
+        <w:tabs>
+          <w:tab w:val="num" w:pos="5760"/>
+        </w:tabs>
+        <w:ind w:left="5760" w:hanging="360"/>
+      </w:pPr>
+      <w:rPr>
+        <w:rFonts w:ascii="Wingdings" w:hAnsi="Wingdings" w:hint="default"/>
+        <w:sz w:val="20"/>
+      </w:rPr>
+    </w:lvl>
+    <w:lvl w:ilvl="8" w:tentative="1">
+      <w:start w:val="1"/>
+      <w:numFmt w:val="bullet"/>
+      <w:lvlText w:val=""/>
+      <w:lvlJc w:val="left"/>
+      <w:pPr>
+        <w:tabs>
+          <w:tab w:val="num" w:pos="6480"/>
+        </w:tabs>
+        <w:ind w:left="6480" w:hanging="360"/>
+      </w:pPr>
+      <w:rPr>
+        <w:rFonts w:ascii="Wingdings" w:hAnsi="Wingdings" w:hint="default"/>
+        <w:sz w:val="20"/>
+      </w:rPr>
+    </w:lvl>
+  </w:abstractNum>
+  <w:abstractNum w:abstractNumId="7" w15:restartNumberingAfterBreak="0">
+    <w:nsid w:val="68107353"/>
+    <w:multiLevelType w:val="hybridMultilevel"/>
+    <w:tmpl w:val="5B8ECBAE"/>
+    <w:lvl w:ilvl="0" w:tplc="7A64B278">
+      <w:numFmt w:val="bullet"/>
+      <w:lvlText w:val="-"/>
+      <w:lvlJc w:val="left"/>
+      <w:pPr>
+        <w:ind w:left="720" w:hanging="360"/>
+      </w:pPr>
+      <w:rPr>
+        <w:rFonts w:ascii="Aptos" w:eastAsiaTheme="minorHAnsi" w:hAnsi="Aptos" w:cstheme="minorBidi" w:hint="default"/>
+      </w:rPr>
+    </w:lvl>
+    <w:lvl w:ilvl="1" w:tplc="040C0003" w:tentative="1">
+      <w:start w:val="1"/>
+      <w:numFmt w:val="bullet"/>
+      <w:lvlText w:val="o"/>
+      <w:lvlJc w:val="left"/>
+      <w:pPr>
+        <w:ind w:left="1440" w:hanging="360"/>
+      </w:pPr>
+      <w:rPr>
+        <w:rFonts w:ascii="Courier New" w:hAnsi="Courier New" w:cs="Courier New" w:hint="default"/>
+      </w:rPr>
+    </w:lvl>
+    <w:lvl w:ilvl="2" w:tplc="040C0005" w:tentative="1">
+      <w:start w:val="1"/>
+      <w:numFmt w:val="bullet"/>
+      <w:lvlText w:val=""/>
+      <w:lvlJc w:val="left"/>
+      <w:pPr>
+        <w:ind w:left="2160" w:hanging="360"/>
+      </w:pPr>
+      <w:rPr>
+        <w:rFonts w:ascii="Wingdings" w:hAnsi="Wingdings" w:hint="default"/>
+      </w:rPr>
+    </w:lvl>
+    <w:lvl w:ilvl="3" w:tplc="040C0001" w:tentative="1">
+      <w:start w:val="1"/>
+      <w:numFmt w:val="bullet"/>
+      <w:lvlText w:val=""/>
+      <w:lvlJc w:val="left"/>
+      <w:pPr>
+        <w:ind w:left="2880" w:hanging="360"/>
+      </w:pPr>
+      <w:rPr>
+        <w:rFonts w:ascii="Symbol" w:hAnsi="Symbol" w:hint="default"/>
+      </w:rPr>
+    </w:lvl>
+    <w:lvl w:ilvl="4" w:tplc="040C0003" w:tentative="1">
+      <w:start w:val="1"/>
+      <w:numFmt w:val="bullet"/>
+      <w:lvlText w:val="o"/>
+      <w:lvlJc w:val="left"/>
+      <w:pPr>
+        <w:ind w:left="3600" w:hanging="360"/>
+      </w:pPr>
+      <w:rPr>
+        <w:rFonts w:ascii="Courier New" w:hAnsi="Courier New" w:cs="Courier New" w:hint="default"/>
+      </w:rPr>
+    </w:lvl>
+    <w:lvl w:ilvl="5" w:tplc="040C0005" w:tentative="1">
+      <w:start w:val="1"/>
+      <w:numFmt w:val="bullet"/>
+      <w:lvlText w:val=""/>
+      <w:lvlJc w:val="left"/>
+      <w:pPr>
+        <w:ind w:left="4320" w:hanging="360"/>
+      </w:pPr>
+      <w:rPr>
+        <w:rFonts w:ascii="Wingdings" w:hAnsi="Wingdings" w:hint="default"/>
+      </w:rPr>
+    </w:lvl>
+    <w:lvl w:ilvl="6" w:tplc="040C0001" w:tentative="1">
+      <w:start w:val="1"/>
+      <w:numFmt w:val="bullet"/>
+      <w:lvlText w:val=""/>
+      <w:lvlJc w:val="left"/>
+      <w:pPr>
+        <w:ind w:left="5040" w:hanging="360"/>
+      </w:pPr>
+      <w:rPr>
+        <w:rFonts w:ascii="Symbol" w:hAnsi="Symbol" w:hint="default"/>
+      </w:rPr>
+    </w:lvl>
+    <w:lvl w:ilvl="7" w:tplc="040C0003" w:tentative="1">
+      <w:start w:val="1"/>
+      <w:numFmt w:val="bullet"/>
+      <w:lvlText w:val="o"/>
+      <w:lvlJc w:val="left"/>
+      <w:pPr>
+        <w:ind w:left="5760" w:hanging="360"/>
+      </w:pPr>
+      <w:rPr>
+        <w:rFonts w:ascii="Courier New" w:hAnsi="Courier New" w:cs="Courier New" w:hint="default"/>
+      </w:rPr>
+    </w:lvl>
+    <w:lvl w:ilvl="8" w:tplc="040C0005" w:tentative="1">
+      <w:start w:val="1"/>
+      <w:numFmt w:val="bullet"/>
+      <w:lvlText w:val=""/>
+      <w:lvlJc w:val="left"/>
+      <w:pPr>
+        <w:ind w:left="6480" w:hanging="360"/>
+      </w:pPr>
+      <w:rPr>
+        <w:rFonts w:ascii="Wingdings" w:hAnsi="Wingdings" w:hint="default"/>
+      </w:rPr>
+    </w:lvl>
+  </w:abstractNum>
+  <w:num w:numId="1" w16cid:durableId="1544560184">
+    <w:abstractNumId w:val="4"/>
+  </w:num>
+  <w:num w:numId="2" w16cid:durableId="1550722698">
+    <w:abstractNumId w:val="7"/>
+  </w:num>
+  <w:num w:numId="3" w16cid:durableId="1896158529">
+    <w:abstractNumId w:val="3"/>
+  </w:num>
+  <w:num w:numId="4" w16cid:durableId="1703827115">
+    <w:abstractNumId w:val="1"/>
+  </w:num>
+  <w:num w:numId="5" w16cid:durableId="1640916398">
+    <w:abstractNumId w:val="2"/>
+  </w:num>
+  <w:num w:numId="6" w16cid:durableId="48043421">
+    <w:abstractNumId w:val="0"/>
+  </w:num>
+  <w:num w:numId="7" w16cid:durableId="1135104120">
+    <w:abstractNumId w:val="5"/>
+  </w:num>
+  <w:num w:numId="8" w16cid:durableId="1955865618">
+    <w:abstractNumId w:val="6"/>
+  </w:num>
+</w:numbering>
 </file>
 
 <file path=word/styles.xml><?xml version="1.0" encoding="utf-8"?>
